--- a/docs/Rustamov Temur C00280204 Specification Document  (2).docx
+++ b/docs/Rustamov Temur C00280204 Specification Document  (2).docx
@@ -79,10 +79,14 @@
       <w:r>
         <w:rPr>
           <w:noProof/>
-          <w14:ligatures w14:val="standardContextual"/>
         </w:rPr>
-        <w:pict w14:anchorId="29198ED5">
-          <v:rect id="_x0000_i1026" alt="" style="width:468pt;height:.05pt;mso-width-percent:0;mso-height-percent:0;mso-width-percent:0;mso-height-percent:0" o:hralign="center" o:hrstd="t" o:hr="t"/>
+      </w:r>
+      <w:r>
+        <w:pict w14:anchorId="18EA7891">
+          <v:rect id="Horizontal Line 1" o:spid="_x0000_s1027" style="width:468pt;height:.05pt;visibility:visible;mso-wrap-style:square;mso-left-percent:-10001;mso-top-percent:-10001;mso-position-horizontal:absolute;mso-position-horizontal-relative:char;mso-position-vertical:absolute;mso-position-vertical-relative:line;mso-left-percent:-10001;mso-top-percent:-10001;v-text-anchor:top" o:gfxdata="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" filled="f">
+            <o:lock v:ext="edit" rotation="t" aspectratio="t" verticies="t" text="t" shapetype="t"/>
+            <w10:anchorlock/>
+          </v:rect>
         </w:pict>
       </w:r>
     </w:p>
@@ -127,17 +131,7 @@
           <w:sz w:val="36"/>
           <w:szCs w:val="36"/>
         </w:rPr>
-        <w:t>Specification</w:t>
-      </w:r>
-      <w:r>
-        <w:rPr>
-          <w:b/>
-          <w:bCs/>
-          <w:color w:val="000000" w:themeColor="text1"/>
-          <w:sz w:val="36"/>
-          <w:szCs w:val="36"/>
-        </w:rPr>
-        <w:t xml:space="preserve"> Report</w:t>
+        <w:t>Specification Report</w:t>
       </w:r>
     </w:p>
     <w:p>
@@ -147,10 +141,14 @@
       <w:r>
         <w:rPr>
           <w:noProof/>
-          <w14:ligatures w14:val="standardContextual"/>
         </w:rPr>
-        <w:pict w14:anchorId="649B0704">
-          <v:rect id="_x0000_i1025" alt="" style="width:468pt;height:.05pt;mso-width-percent:0;mso-height-percent:0;mso-width-percent:0;mso-height-percent:0" o:hralign="center" o:hrstd="t" o:hr="t"/>
+      </w:r>
+      <w:r>
+        <w:pict w14:anchorId="0BE4A8FC">
+          <v:rect id="Horizontal Line 2" o:spid="_x0000_s1026" style="width:468pt;height:.05pt;visibility:visible;mso-wrap-style:square;mso-left-percent:-10001;mso-top-percent:-10001;mso-position-horizontal:absolute;mso-position-horizontal-relative:char;mso-position-vertical:absolute;mso-position-vertical-relative:line;mso-left-percent:-10001;mso-top-percent:-10001;v-text-anchor:top" o:gfxdata="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" filled="f">
+            <o:lock v:ext="edit" rotation="t" aspectratio="t" verticies="t" text="t" shapetype="t"/>
+            <w10:anchorlock/>
+          </v:rect>
         </w:pict>
       </w:r>
     </w:p>
@@ -190,19 +188,11 @@
           <w:rFonts w:ascii="Times New Roman" w:hAnsi="Times New Roman" w:cs="Times New Roman"/>
         </w:rPr>
       </w:pPr>
-      <w:proofErr w:type="gramStart"/>
       <w:r>
         <w:rPr>
           <w:rFonts w:ascii="Times New Roman" w:hAnsi="Times New Roman" w:cs="Times New Roman"/>
         </w:rPr>
-        <w:t>South East</w:t>
-      </w:r>
-      <w:proofErr w:type="gramEnd"/>
-      <w:r>
-        <w:rPr>
-          <w:rFonts w:ascii="Times New Roman" w:hAnsi="Times New Roman" w:cs="Times New Roman"/>
-        </w:rPr>
-        <w:t xml:space="preserve"> Technological University Carlow</w:t>
+        <w:t>South East Technological University Carlow</w:t>
       </w:r>
     </w:p>
     <w:p>
@@ -452,11 +442,13 @@
             </w:rPr>
             <w:fldChar w:fldCharType="separate"/>
           </w:r>
-          <w:hyperlink w:anchor="_Toc225310937" w:history="1">
+          <w:hyperlink w:anchor="_Toc227369364" w:history="1">
             <w:r>
               <w:rPr>
                 <w:rStyle w:val="Hyperlink"/>
                 <w:rFonts w:ascii="Times New Roman" w:hAnsi="Times New Roman"/>
+                <w:i w:val="0"/>
+                <w:iCs w:val="0"/>
                 <w:noProof/>
               </w:rPr>
               <w:t>1.</w:t>
@@ -478,12 +470,16 @@
               <w:rPr>
                 <w:rStyle w:val="Hyperlink"/>
                 <w:rFonts w:ascii="Times New Roman" w:hAnsi="Times New Roman"/>
+                <w:i w:val="0"/>
+                <w:iCs w:val="0"/>
                 <w:noProof/>
               </w:rPr>
               <w:t>Introduction</w:t>
             </w:r>
             <w:r>
               <w:rPr>
+                <w:i w:val="0"/>
+                <w:iCs w:val="0"/>
                 <w:noProof/>
                 <w:webHidden/>
               </w:rPr>
@@ -491,6 +487,8 @@
             </w:r>
             <w:r>
               <w:rPr>
+                <w:i w:val="0"/>
+                <w:iCs w:val="0"/>
                 <w:noProof/>
                 <w:webHidden/>
               </w:rPr>
@@ -498,19 +496,25 @@
             </w:r>
             <w:r>
               <w:rPr>
+                <w:i w:val="0"/>
+                <w:iCs w:val="0"/>
                 <w:noProof/>
                 <w:webHidden/>
               </w:rPr>
-              <w:instrText xml:space="preserve"> PAGEREF _Toc225310937 \h </w:instrText>
-            </w:r>
-            <w:r>
-              <w:rPr>
+              <w:instrText xml:space="preserve"> PAGEREF _Toc227369364 \h </w:instrText>
+            </w:r>
+            <w:r>
+              <w:rPr>
+                <w:i w:val="0"/>
+                <w:iCs w:val="0"/>
                 <w:noProof/>
                 <w:webHidden/>
               </w:rPr>
             </w:r>
             <w:r>
               <w:rPr>
+                <w:i w:val="0"/>
+                <w:iCs w:val="0"/>
                 <w:noProof/>
                 <w:webHidden/>
               </w:rPr>
@@ -518,6 +522,8 @@
             </w:r>
             <w:r>
               <w:rPr>
+                <w:i w:val="0"/>
+                <w:iCs w:val="0"/>
                 <w:noProof/>
                 <w:webHidden/>
               </w:rPr>
@@ -525,6 +531,8 @@
             </w:r>
             <w:r>
               <w:rPr>
+                <w:i w:val="0"/>
+                <w:iCs w:val="0"/>
                 <w:noProof/>
                 <w:webHidden/>
               </w:rPr>
@@ -546,7 +554,7 @@
               <w14:ligatures w14:val="standardContextual"/>
             </w:rPr>
           </w:pPr>
-          <w:hyperlink w:anchor="_Toc225310938" w:history="1">
+          <w:hyperlink w:anchor="_Toc227369365" w:history="1">
             <w:r>
               <w:rPr>
                 <w:rStyle w:val="Hyperlink"/>
@@ -593,7 +601,7 @@
                 <w:noProof/>
                 <w:webHidden/>
               </w:rPr>
-              <w:instrText xml:space="preserve"> PAGEREF _Toc225310938 \h </w:instrText>
+              <w:instrText xml:space="preserve"> PAGEREF _Toc227369365 \h </w:instrText>
             </w:r>
             <w:r>
               <w:rPr>
@@ -638,7 +646,7 @@
               <w14:ligatures w14:val="standardContextual"/>
             </w:rPr>
           </w:pPr>
-          <w:hyperlink w:anchor="_Toc225310939" w:history="1">
+          <w:hyperlink w:anchor="_Toc227369366" w:history="1">
             <w:r>
               <w:rPr>
                 <w:rStyle w:val="Hyperlink"/>
@@ -685,7 +693,7 @@
                 <w:noProof/>
                 <w:webHidden/>
               </w:rPr>
-              <w:instrText xml:space="preserve"> PAGEREF _Toc225310939 \h </w:instrText>
+              <w:instrText xml:space="preserve"> PAGEREF _Toc227369366 \h </w:instrText>
             </w:r>
             <w:r>
               <w:rPr>
@@ -734,11 +742,13 @@
               <w14:ligatures w14:val="standardContextual"/>
             </w:rPr>
           </w:pPr>
-          <w:hyperlink w:anchor="_Toc225310940" w:history="1">
+          <w:hyperlink w:anchor="_Toc227369367" w:history="1">
             <w:r>
               <w:rPr>
                 <w:rStyle w:val="Hyperlink"/>
                 <w:rFonts w:ascii="Times New Roman" w:hAnsi="Times New Roman"/>
+                <w:i w:val="0"/>
+                <w:iCs w:val="0"/>
                 <w:noProof/>
               </w:rPr>
               <w:t>2.</w:t>
@@ -760,12 +770,16 @@
               <w:rPr>
                 <w:rStyle w:val="Hyperlink"/>
                 <w:rFonts w:ascii="Times New Roman" w:hAnsi="Times New Roman"/>
+                <w:i w:val="0"/>
+                <w:iCs w:val="0"/>
                 <w:noProof/>
               </w:rPr>
               <w:t>Project Goal</w:t>
             </w:r>
             <w:r>
               <w:rPr>
+                <w:i w:val="0"/>
+                <w:iCs w:val="0"/>
                 <w:noProof/>
                 <w:webHidden/>
               </w:rPr>
@@ -773,6 +787,8 @@
             </w:r>
             <w:r>
               <w:rPr>
+                <w:i w:val="0"/>
+                <w:iCs w:val="0"/>
                 <w:noProof/>
                 <w:webHidden/>
               </w:rPr>
@@ -780,19 +796,25 @@
             </w:r>
             <w:r>
               <w:rPr>
+                <w:i w:val="0"/>
+                <w:iCs w:val="0"/>
                 <w:noProof/>
                 <w:webHidden/>
               </w:rPr>
-              <w:instrText xml:space="preserve"> PAGEREF _Toc225310940 \h </w:instrText>
-            </w:r>
-            <w:r>
-              <w:rPr>
+              <w:instrText xml:space="preserve"> PAGEREF _Toc227369367 \h </w:instrText>
+            </w:r>
+            <w:r>
+              <w:rPr>
+                <w:i w:val="0"/>
+                <w:iCs w:val="0"/>
                 <w:noProof/>
                 <w:webHidden/>
               </w:rPr>
             </w:r>
             <w:r>
               <w:rPr>
+                <w:i w:val="0"/>
+                <w:iCs w:val="0"/>
                 <w:noProof/>
                 <w:webHidden/>
               </w:rPr>
@@ -800,6 +822,8 @@
             </w:r>
             <w:r>
               <w:rPr>
+                <w:i w:val="0"/>
+                <w:iCs w:val="0"/>
                 <w:noProof/>
                 <w:webHidden/>
               </w:rPr>
@@ -807,6 +831,8 @@
             </w:r>
             <w:r>
               <w:rPr>
+                <w:i w:val="0"/>
+                <w:iCs w:val="0"/>
                 <w:noProof/>
                 <w:webHidden/>
               </w:rPr>
@@ -832,11 +858,13 @@
               <w14:ligatures w14:val="standardContextual"/>
             </w:rPr>
           </w:pPr>
-          <w:hyperlink w:anchor="_Toc225310941" w:history="1">
+          <w:hyperlink w:anchor="_Toc227369368" w:history="1">
             <w:r>
               <w:rPr>
                 <w:rStyle w:val="Hyperlink"/>
                 <w:rFonts w:ascii="Times New Roman" w:hAnsi="Times New Roman"/>
+                <w:i w:val="0"/>
+                <w:iCs w:val="0"/>
                 <w:noProof/>
               </w:rPr>
               <w:t>3.</w:t>
@@ -858,12 +886,16 @@
               <w:rPr>
                 <w:rStyle w:val="Hyperlink"/>
                 <w:rFonts w:ascii="Times New Roman" w:hAnsi="Times New Roman"/>
+                <w:i w:val="0"/>
+                <w:iCs w:val="0"/>
                 <w:noProof/>
               </w:rPr>
               <w:t>User Groups</w:t>
             </w:r>
             <w:r>
               <w:rPr>
+                <w:i w:val="0"/>
+                <w:iCs w:val="0"/>
                 <w:noProof/>
                 <w:webHidden/>
               </w:rPr>
@@ -871,6 +903,8 @@
             </w:r>
             <w:r>
               <w:rPr>
+                <w:i w:val="0"/>
+                <w:iCs w:val="0"/>
                 <w:noProof/>
                 <w:webHidden/>
               </w:rPr>
@@ -878,19 +912,25 @@
             </w:r>
             <w:r>
               <w:rPr>
+                <w:i w:val="0"/>
+                <w:iCs w:val="0"/>
                 <w:noProof/>
                 <w:webHidden/>
               </w:rPr>
-              <w:instrText xml:space="preserve"> PAGEREF _Toc225310941 \h </w:instrText>
-            </w:r>
-            <w:r>
-              <w:rPr>
+              <w:instrText xml:space="preserve"> PAGEREF _Toc227369368 \h </w:instrText>
+            </w:r>
+            <w:r>
+              <w:rPr>
+                <w:i w:val="0"/>
+                <w:iCs w:val="0"/>
                 <w:noProof/>
                 <w:webHidden/>
               </w:rPr>
             </w:r>
             <w:r>
               <w:rPr>
+                <w:i w:val="0"/>
+                <w:iCs w:val="0"/>
                 <w:noProof/>
                 <w:webHidden/>
               </w:rPr>
@@ -898,6 +938,8 @@
             </w:r>
             <w:r>
               <w:rPr>
+                <w:i w:val="0"/>
+                <w:iCs w:val="0"/>
                 <w:noProof/>
                 <w:webHidden/>
               </w:rPr>
@@ -905,6 +947,8 @@
             </w:r>
             <w:r>
               <w:rPr>
+                <w:i w:val="0"/>
+                <w:iCs w:val="0"/>
                 <w:noProof/>
                 <w:webHidden/>
               </w:rPr>
@@ -930,11 +974,13 @@
               <w14:ligatures w14:val="standardContextual"/>
             </w:rPr>
           </w:pPr>
-          <w:hyperlink w:anchor="_Toc225310942" w:history="1">
+          <w:hyperlink w:anchor="_Toc227369369" w:history="1">
             <w:r>
               <w:rPr>
                 <w:rStyle w:val="Hyperlink"/>
                 <w:rFonts w:ascii="Times New Roman" w:hAnsi="Times New Roman"/>
+                <w:i w:val="0"/>
+                <w:iCs w:val="0"/>
                 <w:noProof/>
               </w:rPr>
               <w:t>4.</w:t>
@@ -956,12 +1002,16 @@
               <w:rPr>
                 <w:rStyle w:val="Hyperlink"/>
                 <w:rFonts w:ascii="Times New Roman" w:hAnsi="Times New Roman"/>
+                <w:i w:val="0"/>
+                <w:iCs w:val="0"/>
                 <w:noProof/>
               </w:rPr>
               <w:t>Functional Requirements</w:t>
             </w:r>
             <w:r>
               <w:rPr>
+                <w:i w:val="0"/>
+                <w:iCs w:val="0"/>
                 <w:noProof/>
                 <w:webHidden/>
               </w:rPr>
@@ -969,6 +1019,8 @@
             </w:r>
             <w:r>
               <w:rPr>
+                <w:i w:val="0"/>
+                <w:iCs w:val="0"/>
                 <w:noProof/>
                 <w:webHidden/>
               </w:rPr>
@@ -976,19 +1028,25 @@
             </w:r>
             <w:r>
               <w:rPr>
+                <w:i w:val="0"/>
+                <w:iCs w:val="0"/>
                 <w:noProof/>
                 <w:webHidden/>
               </w:rPr>
-              <w:instrText xml:space="preserve"> PAGEREF _Toc225310942 \h </w:instrText>
-            </w:r>
-            <w:r>
-              <w:rPr>
+              <w:instrText xml:space="preserve"> PAGEREF _Toc227369369 \h </w:instrText>
+            </w:r>
+            <w:r>
+              <w:rPr>
+                <w:i w:val="0"/>
+                <w:iCs w:val="0"/>
                 <w:noProof/>
                 <w:webHidden/>
               </w:rPr>
             </w:r>
             <w:r>
               <w:rPr>
+                <w:i w:val="0"/>
+                <w:iCs w:val="0"/>
                 <w:noProof/>
                 <w:webHidden/>
               </w:rPr>
@@ -996,6 +1054,8 @@
             </w:r>
             <w:r>
               <w:rPr>
+                <w:i w:val="0"/>
+                <w:iCs w:val="0"/>
                 <w:noProof/>
                 <w:webHidden/>
               </w:rPr>
@@ -1003,6 +1063,8 @@
             </w:r>
             <w:r>
               <w:rPr>
+                <w:i w:val="0"/>
+                <w:iCs w:val="0"/>
                 <w:noProof/>
                 <w:webHidden/>
               </w:rPr>
@@ -1028,11 +1090,13 @@
               <w14:ligatures w14:val="standardContextual"/>
             </w:rPr>
           </w:pPr>
-          <w:hyperlink w:anchor="_Toc225310943" w:history="1">
+          <w:hyperlink w:anchor="_Toc227369370" w:history="1">
             <w:r>
               <w:rPr>
                 <w:rStyle w:val="Hyperlink"/>
                 <w:rFonts w:ascii="Times New Roman" w:hAnsi="Times New Roman"/>
+                <w:i w:val="0"/>
+                <w:iCs w:val="0"/>
                 <w:noProof/>
               </w:rPr>
               <w:t>5.</w:t>
@@ -1054,12 +1118,16 @@
               <w:rPr>
                 <w:rStyle w:val="Hyperlink"/>
                 <w:rFonts w:ascii="Times New Roman" w:hAnsi="Times New Roman"/>
+                <w:i w:val="0"/>
+                <w:iCs w:val="0"/>
                 <w:noProof/>
               </w:rPr>
               <w:t>Non-Functional Requirements</w:t>
             </w:r>
             <w:r>
               <w:rPr>
+                <w:i w:val="0"/>
+                <w:iCs w:val="0"/>
                 <w:noProof/>
                 <w:webHidden/>
               </w:rPr>
@@ -1067,6 +1135,8 @@
             </w:r>
             <w:r>
               <w:rPr>
+                <w:i w:val="0"/>
+                <w:iCs w:val="0"/>
                 <w:noProof/>
                 <w:webHidden/>
               </w:rPr>
@@ -1074,19 +1144,25 @@
             </w:r>
             <w:r>
               <w:rPr>
+                <w:i w:val="0"/>
+                <w:iCs w:val="0"/>
                 <w:noProof/>
                 <w:webHidden/>
               </w:rPr>
-              <w:instrText xml:space="preserve"> PAGEREF _Toc225310943 \h </w:instrText>
-            </w:r>
-            <w:r>
-              <w:rPr>
+              <w:instrText xml:space="preserve"> PAGEREF _Toc227369370 \h </w:instrText>
+            </w:r>
+            <w:r>
+              <w:rPr>
+                <w:i w:val="0"/>
+                <w:iCs w:val="0"/>
                 <w:noProof/>
                 <w:webHidden/>
               </w:rPr>
             </w:r>
             <w:r>
               <w:rPr>
+                <w:i w:val="0"/>
+                <w:iCs w:val="0"/>
                 <w:noProof/>
                 <w:webHidden/>
               </w:rPr>
@@ -1094,6 +1170,8 @@
             </w:r>
             <w:r>
               <w:rPr>
+                <w:i w:val="0"/>
+                <w:iCs w:val="0"/>
                 <w:noProof/>
                 <w:webHidden/>
               </w:rPr>
@@ -1101,6 +1179,8 @@
             </w:r>
             <w:r>
               <w:rPr>
+                <w:i w:val="0"/>
+                <w:iCs w:val="0"/>
                 <w:noProof/>
                 <w:webHidden/>
               </w:rPr>
@@ -1126,11 +1206,13 @@
               <w14:ligatures w14:val="standardContextual"/>
             </w:rPr>
           </w:pPr>
-          <w:hyperlink w:anchor="_Toc225310944" w:history="1">
+          <w:hyperlink w:anchor="_Toc227369371" w:history="1">
             <w:r>
               <w:rPr>
                 <w:rStyle w:val="Hyperlink"/>
                 <w:rFonts w:ascii="Times New Roman" w:hAnsi="Times New Roman"/>
+                <w:i w:val="0"/>
+                <w:iCs w:val="0"/>
                 <w:noProof/>
               </w:rPr>
               <w:t>6.</w:t>
@@ -1152,12 +1234,16 @@
               <w:rPr>
                 <w:rStyle w:val="Hyperlink"/>
                 <w:rFonts w:ascii="Times New Roman" w:hAnsi="Times New Roman"/>
+                <w:i w:val="0"/>
+                <w:iCs w:val="0"/>
                 <w:noProof/>
               </w:rPr>
               <w:t>FURPS Analysis</w:t>
             </w:r>
             <w:r>
               <w:rPr>
+                <w:i w:val="0"/>
+                <w:iCs w:val="0"/>
                 <w:noProof/>
                 <w:webHidden/>
               </w:rPr>
@@ -1165,6 +1251,8 @@
             </w:r>
             <w:r>
               <w:rPr>
+                <w:i w:val="0"/>
+                <w:iCs w:val="0"/>
                 <w:noProof/>
                 <w:webHidden/>
               </w:rPr>
@@ -1172,19 +1260,25 @@
             </w:r>
             <w:r>
               <w:rPr>
+                <w:i w:val="0"/>
+                <w:iCs w:val="0"/>
                 <w:noProof/>
                 <w:webHidden/>
               </w:rPr>
-              <w:instrText xml:space="preserve"> PAGEREF _Toc225310944 \h </w:instrText>
-            </w:r>
-            <w:r>
-              <w:rPr>
+              <w:instrText xml:space="preserve"> PAGEREF _Toc227369371 \h </w:instrText>
+            </w:r>
+            <w:r>
+              <w:rPr>
+                <w:i w:val="0"/>
+                <w:iCs w:val="0"/>
                 <w:noProof/>
                 <w:webHidden/>
               </w:rPr>
             </w:r>
             <w:r>
               <w:rPr>
+                <w:i w:val="0"/>
+                <w:iCs w:val="0"/>
                 <w:noProof/>
                 <w:webHidden/>
               </w:rPr>
@@ -1192,6 +1286,8 @@
             </w:r>
             <w:r>
               <w:rPr>
+                <w:i w:val="0"/>
+                <w:iCs w:val="0"/>
                 <w:noProof/>
                 <w:webHidden/>
               </w:rPr>
@@ -1199,6 +1295,8 @@
             </w:r>
             <w:r>
               <w:rPr>
+                <w:i w:val="0"/>
+                <w:iCs w:val="0"/>
                 <w:noProof/>
                 <w:webHidden/>
               </w:rPr>
@@ -1224,11 +1322,13 @@
               <w14:ligatures w14:val="standardContextual"/>
             </w:rPr>
           </w:pPr>
-          <w:hyperlink w:anchor="_Toc225310945" w:history="1">
+          <w:hyperlink w:anchor="_Toc227369372" w:history="1">
             <w:r>
               <w:rPr>
                 <w:rStyle w:val="Hyperlink"/>
                 <w:rFonts w:ascii="Times New Roman" w:hAnsi="Times New Roman"/>
+                <w:i w:val="0"/>
+                <w:iCs w:val="0"/>
                 <w:noProof/>
               </w:rPr>
               <w:t>7.1</w:t>
@@ -1250,12 +1350,16 @@
               <w:rPr>
                 <w:rStyle w:val="Hyperlink"/>
                 <w:rFonts w:ascii="Times New Roman" w:hAnsi="Times New Roman"/>
+                <w:i w:val="0"/>
+                <w:iCs w:val="0"/>
                 <w:noProof/>
               </w:rPr>
               <w:t>Use Cases</w:t>
             </w:r>
             <w:r>
               <w:rPr>
+                <w:i w:val="0"/>
+                <w:iCs w:val="0"/>
                 <w:noProof/>
                 <w:webHidden/>
               </w:rPr>
@@ -1263,6 +1367,8 @@
             </w:r>
             <w:r>
               <w:rPr>
+                <w:i w:val="0"/>
+                <w:iCs w:val="0"/>
                 <w:noProof/>
                 <w:webHidden/>
               </w:rPr>
@@ -1270,19 +1376,25 @@
             </w:r>
             <w:r>
               <w:rPr>
+                <w:i w:val="0"/>
+                <w:iCs w:val="0"/>
                 <w:noProof/>
                 <w:webHidden/>
               </w:rPr>
-              <w:instrText xml:space="preserve"> PAGEREF _Toc225310945 \h </w:instrText>
-            </w:r>
-            <w:r>
-              <w:rPr>
+              <w:instrText xml:space="preserve"> PAGEREF _Toc227369372 \h </w:instrText>
+            </w:r>
+            <w:r>
+              <w:rPr>
+                <w:i w:val="0"/>
+                <w:iCs w:val="0"/>
                 <w:noProof/>
                 <w:webHidden/>
               </w:rPr>
             </w:r>
             <w:r>
               <w:rPr>
+                <w:i w:val="0"/>
+                <w:iCs w:val="0"/>
                 <w:noProof/>
                 <w:webHidden/>
               </w:rPr>
@@ -1290,6 +1402,8 @@
             </w:r>
             <w:r>
               <w:rPr>
+                <w:i w:val="0"/>
+                <w:iCs w:val="0"/>
                 <w:noProof/>
                 <w:webHidden/>
               </w:rPr>
@@ -1297,6 +1411,8 @@
             </w:r>
             <w:r>
               <w:rPr>
+                <w:i w:val="0"/>
+                <w:iCs w:val="0"/>
                 <w:noProof/>
                 <w:webHidden/>
               </w:rPr>
@@ -1318,7 +1434,7 @@
               <w14:ligatures w14:val="standardContextual"/>
             </w:rPr>
           </w:pPr>
-          <w:hyperlink w:anchor="_Toc225310946" w:history="1">
+          <w:hyperlink w:anchor="_Toc227369373" w:history="1">
             <w:r>
               <w:rPr>
                 <w:rStyle w:val="Hyperlink"/>
@@ -1365,7 +1481,7 @@
                 <w:noProof/>
                 <w:webHidden/>
               </w:rPr>
-              <w:instrText xml:space="preserve"> PAGEREF _Toc225310946 \h </w:instrText>
+              <w:instrText xml:space="preserve"> PAGEREF _Toc227369373 \h </w:instrText>
             </w:r>
             <w:r>
               <w:rPr>
@@ -1410,7 +1526,7 @@
               <w14:ligatures w14:val="standardContextual"/>
             </w:rPr>
           </w:pPr>
-          <w:hyperlink w:anchor="_Toc225310947" w:history="1">
+          <w:hyperlink w:anchor="_Toc227369374" w:history="1">
             <w:r>
               <w:rPr>
                 <w:rStyle w:val="Hyperlink"/>
@@ -1457,7 +1573,7 @@
                 <w:noProof/>
                 <w:webHidden/>
               </w:rPr>
-              <w:instrText xml:space="preserve"> PAGEREF _Toc225310947 \h </w:instrText>
+              <w:instrText xml:space="preserve"> PAGEREF _Toc227369374 \h </w:instrText>
             </w:r>
             <w:r>
               <w:rPr>
@@ -1506,11 +1622,13 @@
               <w14:ligatures w14:val="standardContextual"/>
             </w:rPr>
           </w:pPr>
-          <w:hyperlink w:anchor="_Toc225310948" w:history="1">
+          <w:hyperlink w:anchor="_Toc227369375" w:history="1">
             <w:r>
               <w:rPr>
                 <w:rStyle w:val="Hyperlink"/>
                 <w:rFonts w:ascii="Times New Roman" w:hAnsi="Times New Roman"/>
+                <w:i w:val="0"/>
+                <w:iCs w:val="0"/>
                 <w:noProof/>
               </w:rPr>
               <w:t>8.</w:t>
@@ -1532,12 +1650,16 @@
               <w:rPr>
                 <w:rStyle w:val="Hyperlink"/>
                 <w:rFonts w:ascii="Times New Roman" w:hAnsi="Times New Roman"/>
+                <w:i w:val="0"/>
+                <w:iCs w:val="0"/>
                 <w:noProof/>
               </w:rPr>
               <w:t>Business Model Canvas</w:t>
             </w:r>
             <w:r>
               <w:rPr>
+                <w:i w:val="0"/>
+                <w:iCs w:val="0"/>
                 <w:noProof/>
                 <w:webHidden/>
               </w:rPr>
@@ -1545,6 +1667,8 @@
             </w:r>
             <w:r>
               <w:rPr>
+                <w:i w:val="0"/>
+                <w:iCs w:val="0"/>
                 <w:noProof/>
                 <w:webHidden/>
               </w:rPr>
@@ -1552,19 +1676,25 @@
             </w:r>
             <w:r>
               <w:rPr>
+                <w:i w:val="0"/>
+                <w:iCs w:val="0"/>
                 <w:noProof/>
                 <w:webHidden/>
               </w:rPr>
-              <w:instrText xml:space="preserve"> PAGEREF _Toc225310948 \h </w:instrText>
-            </w:r>
-            <w:r>
-              <w:rPr>
+              <w:instrText xml:space="preserve"> PAGEREF _Toc227369375 \h </w:instrText>
+            </w:r>
+            <w:r>
+              <w:rPr>
+                <w:i w:val="0"/>
+                <w:iCs w:val="0"/>
                 <w:noProof/>
                 <w:webHidden/>
               </w:rPr>
             </w:r>
             <w:r>
               <w:rPr>
+                <w:i w:val="0"/>
+                <w:iCs w:val="0"/>
                 <w:noProof/>
                 <w:webHidden/>
               </w:rPr>
@@ -1572,6 +1702,8 @@
             </w:r>
             <w:r>
               <w:rPr>
+                <w:i w:val="0"/>
+                <w:iCs w:val="0"/>
                 <w:noProof/>
                 <w:webHidden/>
               </w:rPr>
@@ -1579,6 +1711,8 @@
             </w:r>
             <w:r>
               <w:rPr>
+                <w:i w:val="0"/>
+                <w:iCs w:val="0"/>
                 <w:noProof/>
                 <w:webHidden/>
               </w:rPr>
@@ -1600,7 +1734,7 @@
               <w14:ligatures w14:val="standardContextual"/>
             </w:rPr>
           </w:pPr>
-          <w:hyperlink w:anchor="_Toc225310949" w:history="1">
+          <w:hyperlink w:anchor="_Toc227369376" w:history="1">
             <w:r>
               <w:rPr>
                 <w:rStyle w:val="Hyperlink"/>
@@ -1647,7 +1781,7 @@
                 <w:noProof/>
                 <w:webHidden/>
               </w:rPr>
-              <w:instrText xml:space="preserve"> PAGEREF _Toc225310949 \h </w:instrText>
+              <w:instrText xml:space="preserve"> PAGEREF _Toc227369376 \h </w:instrText>
             </w:r>
             <w:r>
               <w:rPr>
@@ -1692,7 +1826,7 @@
               <w14:ligatures w14:val="standardContextual"/>
             </w:rPr>
           </w:pPr>
-          <w:hyperlink w:anchor="_Toc225310950" w:history="1">
+          <w:hyperlink w:anchor="_Toc227369377" w:history="1">
             <w:r>
               <w:rPr>
                 <w:rStyle w:val="Hyperlink"/>
@@ -1739,7 +1873,7 @@
                 <w:noProof/>
                 <w:webHidden/>
               </w:rPr>
-              <w:instrText xml:space="preserve"> PAGEREF _Toc225310950 \h </w:instrText>
+              <w:instrText xml:space="preserve"> PAGEREF _Toc227369377 \h </w:instrText>
             </w:r>
             <w:r>
               <w:rPr>
@@ -1788,11 +1922,13 @@
               <w14:ligatures w14:val="standardContextual"/>
             </w:rPr>
           </w:pPr>
-          <w:hyperlink w:anchor="_Toc225310951" w:history="1">
+          <w:hyperlink w:anchor="_Toc227369378" w:history="1">
             <w:r>
               <w:rPr>
                 <w:rStyle w:val="Hyperlink"/>
                 <w:rFonts w:ascii="Times New Roman" w:hAnsi="Times New Roman"/>
+                <w:i w:val="0"/>
+                <w:iCs w:val="0"/>
                 <w:noProof/>
               </w:rPr>
               <w:t>9.</w:t>
@@ -1814,12 +1950,16 @@
               <w:rPr>
                 <w:rStyle w:val="Hyperlink"/>
                 <w:rFonts w:ascii="Times New Roman" w:hAnsi="Times New Roman"/>
+                <w:i w:val="0"/>
+                <w:iCs w:val="0"/>
                 <w:noProof/>
               </w:rPr>
               <w:t>Possible Risks</w:t>
             </w:r>
             <w:r>
               <w:rPr>
+                <w:i w:val="0"/>
+                <w:iCs w:val="0"/>
                 <w:noProof/>
                 <w:webHidden/>
               </w:rPr>
@@ -1827,6 +1967,8 @@
             </w:r>
             <w:r>
               <w:rPr>
+                <w:i w:val="0"/>
+                <w:iCs w:val="0"/>
                 <w:noProof/>
                 <w:webHidden/>
               </w:rPr>
@@ -1834,19 +1976,25 @@
             </w:r>
             <w:r>
               <w:rPr>
+                <w:i w:val="0"/>
+                <w:iCs w:val="0"/>
                 <w:noProof/>
                 <w:webHidden/>
               </w:rPr>
-              <w:instrText xml:space="preserve"> PAGEREF _Toc225310951 \h </w:instrText>
-            </w:r>
-            <w:r>
-              <w:rPr>
+              <w:instrText xml:space="preserve"> PAGEREF _Toc227369378 \h </w:instrText>
+            </w:r>
+            <w:r>
+              <w:rPr>
+                <w:i w:val="0"/>
+                <w:iCs w:val="0"/>
                 <w:noProof/>
                 <w:webHidden/>
               </w:rPr>
             </w:r>
             <w:r>
               <w:rPr>
+                <w:i w:val="0"/>
+                <w:iCs w:val="0"/>
                 <w:noProof/>
                 <w:webHidden/>
               </w:rPr>
@@ -1854,6 +2002,8 @@
             </w:r>
             <w:r>
               <w:rPr>
+                <w:i w:val="0"/>
+                <w:iCs w:val="0"/>
                 <w:noProof/>
                 <w:webHidden/>
               </w:rPr>
@@ -1861,6 +2011,8 @@
             </w:r>
             <w:r>
               <w:rPr>
+                <w:i w:val="0"/>
+                <w:iCs w:val="0"/>
                 <w:noProof/>
                 <w:webHidden/>
               </w:rPr>
@@ -1886,11 +2038,13 @@
               <w14:ligatures w14:val="standardContextual"/>
             </w:rPr>
           </w:pPr>
-          <w:hyperlink w:anchor="_Toc225310952" w:history="1">
+          <w:hyperlink w:anchor="_Toc227369379" w:history="1">
             <w:r>
               <w:rPr>
                 <w:rStyle w:val="Hyperlink"/>
                 <w:rFonts w:ascii="Times New Roman" w:hAnsi="Times New Roman"/>
+                <w:i w:val="0"/>
+                <w:iCs w:val="0"/>
                 <w:noProof/>
               </w:rPr>
               <w:t>10.</w:t>
@@ -1912,12 +2066,16 @@
               <w:rPr>
                 <w:rStyle w:val="Hyperlink"/>
                 <w:rFonts w:ascii="Times New Roman" w:hAnsi="Times New Roman"/>
+                <w:i w:val="0"/>
+                <w:iCs w:val="0"/>
                 <w:noProof/>
               </w:rPr>
               <w:t>Technologies Stack</w:t>
             </w:r>
             <w:r>
               <w:rPr>
+                <w:i w:val="0"/>
+                <w:iCs w:val="0"/>
                 <w:noProof/>
                 <w:webHidden/>
               </w:rPr>
@@ -1925,6 +2083,8 @@
             </w:r>
             <w:r>
               <w:rPr>
+                <w:i w:val="0"/>
+                <w:iCs w:val="0"/>
                 <w:noProof/>
                 <w:webHidden/>
               </w:rPr>
@@ -1932,19 +2092,25 @@
             </w:r>
             <w:r>
               <w:rPr>
+                <w:i w:val="0"/>
+                <w:iCs w:val="0"/>
                 <w:noProof/>
                 <w:webHidden/>
               </w:rPr>
-              <w:instrText xml:space="preserve"> PAGEREF _Toc225310952 \h </w:instrText>
-            </w:r>
-            <w:r>
-              <w:rPr>
+              <w:instrText xml:space="preserve"> PAGEREF _Toc227369379 \h </w:instrText>
+            </w:r>
+            <w:r>
+              <w:rPr>
+                <w:i w:val="0"/>
+                <w:iCs w:val="0"/>
                 <w:noProof/>
                 <w:webHidden/>
               </w:rPr>
             </w:r>
             <w:r>
               <w:rPr>
+                <w:i w:val="0"/>
+                <w:iCs w:val="0"/>
                 <w:noProof/>
                 <w:webHidden/>
               </w:rPr>
@@ -1952,6 +2118,8 @@
             </w:r>
             <w:r>
               <w:rPr>
+                <w:i w:val="0"/>
+                <w:iCs w:val="0"/>
                 <w:noProof/>
                 <w:webHidden/>
               </w:rPr>
@@ -1959,6 +2127,8 @@
             </w:r>
             <w:r>
               <w:rPr>
+                <w:i w:val="0"/>
+                <w:iCs w:val="0"/>
                 <w:noProof/>
                 <w:webHidden/>
               </w:rPr>
@@ -1984,11 +2154,13 @@
               <w14:ligatures w14:val="standardContextual"/>
             </w:rPr>
           </w:pPr>
-          <w:hyperlink w:anchor="_Toc225310953" w:history="1">
+          <w:hyperlink w:anchor="_Toc227369380" w:history="1">
             <w:r>
               <w:rPr>
                 <w:rStyle w:val="Hyperlink"/>
                 <w:rFonts w:ascii="Times New Roman" w:hAnsi="Times New Roman"/>
+                <w:i w:val="0"/>
+                <w:iCs w:val="0"/>
                 <w:noProof/>
               </w:rPr>
               <w:t>11.</w:t>
@@ -2010,12 +2182,16 @@
               <w:rPr>
                 <w:rStyle w:val="Hyperlink"/>
                 <w:rFonts w:ascii="Times New Roman" w:hAnsi="Times New Roman"/>
+                <w:i w:val="0"/>
+                <w:iCs w:val="0"/>
                 <w:noProof/>
               </w:rPr>
               <w:t>Success Metrics</w:t>
             </w:r>
             <w:r>
               <w:rPr>
+                <w:i w:val="0"/>
+                <w:iCs w:val="0"/>
                 <w:noProof/>
                 <w:webHidden/>
               </w:rPr>
@@ -2023,6 +2199,8 @@
             </w:r>
             <w:r>
               <w:rPr>
+                <w:i w:val="0"/>
+                <w:iCs w:val="0"/>
                 <w:noProof/>
                 <w:webHidden/>
               </w:rPr>
@@ -2030,19 +2208,25 @@
             </w:r>
             <w:r>
               <w:rPr>
+                <w:i w:val="0"/>
+                <w:iCs w:val="0"/>
                 <w:noProof/>
                 <w:webHidden/>
               </w:rPr>
-              <w:instrText xml:space="preserve"> PAGEREF _Toc225310953 \h </w:instrText>
-            </w:r>
-            <w:r>
-              <w:rPr>
+              <w:instrText xml:space="preserve"> PAGEREF _Toc227369380 \h </w:instrText>
+            </w:r>
+            <w:r>
+              <w:rPr>
+                <w:i w:val="0"/>
+                <w:iCs w:val="0"/>
                 <w:noProof/>
                 <w:webHidden/>
               </w:rPr>
             </w:r>
             <w:r>
               <w:rPr>
+                <w:i w:val="0"/>
+                <w:iCs w:val="0"/>
                 <w:noProof/>
                 <w:webHidden/>
               </w:rPr>
@@ -2050,6 +2234,8 @@
             </w:r>
             <w:r>
               <w:rPr>
+                <w:i w:val="0"/>
+                <w:iCs w:val="0"/>
                 <w:noProof/>
                 <w:webHidden/>
               </w:rPr>
@@ -2057,6 +2243,8 @@
             </w:r>
             <w:r>
               <w:rPr>
+                <w:i w:val="0"/>
+                <w:iCs w:val="0"/>
                 <w:noProof/>
                 <w:webHidden/>
               </w:rPr>
@@ -2078,7 +2266,7 @@
               <w14:ligatures w14:val="standardContextual"/>
             </w:rPr>
           </w:pPr>
-          <w:hyperlink w:anchor="_Toc225310954" w:history="1">
+          <w:hyperlink w:anchor="_Toc227369381" w:history="1">
             <w:r>
               <w:rPr>
                 <w:rStyle w:val="Hyperlink"/>
@@ -2125,7 +2313,7 @@
                 <w:noProof/>
                 <w:webHidden/>
               </w:rPr>
-              <w:instrText xml:space="preserve"> PAGEREF _Toc225310954 \h </w:instrText>
+              <w:instrText xml:space="preserve"> PAGEREF _Toc227369381 \h </w:instrText>
             </w:r>
             <w:r>
               <w:rPr>
@@ -2170,7 +2358,7 @@
               <w14:ligatures w14:val="standardContextual"/>
             </w:rPr>
           </w:pPr>
-          <w:hyperlink w:anchor="_Toc225310955" w:history="1">
+          <w:hyperlink w:anchor="_Toc227369382" w:history="1">
             <w:r>
               <w:rPr>
                 <w:rStyle w:val="Hyperlink"/>
@@ -2217,7 +2405,7 @@
                 <w:noProof/>
                 <w:webHidden/>
               </w:rPr>
-              <w:instrText xml:space="preserve"> PAGEREF _Toc225310955 \h </w:instrText>
+              <w:instrText xml:space="preserve"> PAGEREF _Toc227369382 \h </w:instrText>
             </w:r>
             <w:r>
               <w:rPr>
@@ -2266,11 +2454,13 @@
               <w14:ligatures w14:val="standardContextual"/>
             </w:rPr>
           </w:pPr>
-          <w:hyperlink w:anchor="_Toc225310956" w:history="1">
+          <w:hyperlink w:anchor="_Toc227369383" w:history="1">
             <w:r>
               <w:rPr>
                 <w:rStyle w:val="Hyperlink"/>
                 <w:rFonts w:ascii="Times New Roman" w:hAnsi="Times New Roman"/>
+                <w:i w:val="0"/>
+                <w:iCs w:val="0"/>
                 <w:noProof/>
               </w:rPr>
               <w:t>12.</w:t>
@@ -2292,12 +2482,16 @@
               <w:rPr>
                 <w:rStyle w:val="Hyperlink"/>
                 <w:rFonts w:ascii="Times New Roman" w:hAnsi="Times New Roman"/>
+                <w:i w:val="0"/>
+                <w:iCs w:val="0"/>
                 <w:noProof/>
               </w:rPr>
               <w:t>Timeline</w:t>
             </w:r>
             <w:r>
               <w:rPr>
+                <w:i w:val="0"/>
+                <w:iCs w:val="0"/>
                 <w:noProof/>
                 <w:webHidden/>
               </w:rPr>
@@ -2305,6 +2499,8 @@
             </w:r>
             <w:r>
               <w:rPr>
+                <w:i w:val="0"/>
+                <w:iCs w:val="0"/>
                 <w:noProof/>
                 <w:webHidden/>
               </w:rPr>
@@ -2312,19 +2508,25 @@
             </w:r>
             <w:r>
               <w:rPr>
+                <w:i w:val="0"/>
+                <w:iCs w:val="0"/>
                 <w:noProof/>
                 <w:webHidden/>
               </w:rPr>
-              <w:instrText xml:space="preserve"> PAGEREF _Toc225310956 \h </w:instrText>
-            </w:r>
-            <w:r>
-              <w:rPr>
+              <w:instrText xml:space="preserve"> PAGEREF _Toc227369383 \h </w:instrText>
+            </w:r>
+            <w:r>
+              <w:rPr>
+                <w:i w:val="0"/>
+                <w:iCs w:val="0"/>
                 <w:noProof/>
                 <w:webHidden/>
               </w:rPr>
             </w:r>
             <w:r>
               <w:rPr>
+                <w:i w:val="0"/>
+                <w:iCs w:val="0"/>
                 <w:noProof/>
                 <w:webHidden/>
               </w:rPr>
@@ -2332,6 +2534,8 @@
             </w:r>
             <w:r>
               <w:rPr>
+                <w:i w:val="0"/>
+                <w:iCs w:val="0"/>
                 <w:noProof/>
                 <w:webHidden/>
               </w:rPr>
@@ -2339,6 +2543,8 @@
             </w:r>
             <w:r>
               <w:rPr>
+                <w:i w:val="0"/>
+                <w:iCs w:val="0"/>
                 <w:noProof/>
                 <w:webHidden/>
               </w:rPr>
@@ -2360,7 +2566,7 @@
               <w14:ligatures w14:val="standardContextual"/>
             </w:rPr>
           </w:pPr>
-          <w:hyperlink w:anchor="_Toc225310957" w:history="1">
+          <w:hyperlink w:anchor="_Toc227369384" w:history="1">
             <w:r>
               <w:rPr>
                 <w:rStyle w:val="Hyperlink"/>
@@ -2407,7 +2613,7 @@
                 <w:noProof/>
                 <w:webHidden/>
               </w:rPr>
-              <w:instrText xml:space="preserve"> PAGEREF _Toc225310957 \h </w:instrText>
+              <w:instrText xml:space="preserve"> PAGEREF _Toc227369384 \h </w:instrText>
             </w:r>
             <w:r>
               <w:rPr>
@@ -2456,11 +2662,13 @@
               <w14:ligatures w14:val="standardContextual"/>
             </w:rPr>
           </w:pPr>
-          <w:hyperlink w:anchor="_Toc225310958" w:history="1">
+          <w:hyperlink w:anchor="_Toc227369385" w:history="1">
             <w:r>
               <w:rPr>
                 <w:rStyle w:val="Hyperlink"/>
                 <w:rFonts w:ascii="Times New Roman" w:hAnsi="Times New Roman"/>
+                <w:i w:val="0"/>
+                <w:iCs w:val="0"/>
                 <w:noProof/>
               </w:rPr>
               <w:t>13.</w:t>
@@ -2482,12 +2690,16 @@
               <w:rPr>
                 <w:rStyle w:val="Hyperlink"/>
                 <w:rFonts w:ascii="Times New Roman" w:hAnsi="Times New Roman"/>
+                <w:i w:val="0"/>
+                <w:iCs w:val="0"/>
                 <w:noProof/>
               </w:rPr>
               <w:t>Inspiration</w:t>
             </w:r>
             <w:r>
               <w:rPr>
+                <w:i w:val="0"/>
+                <w:iCs w:val="0"/>
                 <w:noProof/>
                 <w:webHidden/>
               </w:rPr>
@@ -2495,6 +2707,8 @@
             </w:r>
             <w:r>
               <w:rPr>
+                <w:i w:val="0"/>
+                <w:iCs w:val="0"/>
                 <w:noProof/>
                 <w:webHidden/>
               </w:rPr>
@@ -2502,19 +2716,25 @@
             </w:r>
             <w:r>
               <w:rPr>
+                <w:i w:val="0"/>
+                <w:iCs w:val="0"/>
                 <w:noProof/>
                 <w:webHidden/>
               </w:rPr>
-              <w:instrText xml:space="preserve"> PAGEREF _Toc225310958 \h </w:instrText>
-            </w:r>
-            <w:r>
-              <w:rPr>
+              <w:instrText xml:space="preserve"> PAGEREF _Toc227369385 \h </w:instrText>
+            </w:r>
+            <w:r>
+              <w:rPr>
+                <w:i w:val="0"/>
+                <w:iCs w:val="0"/>
                 <w:noProof/>
                 <w:webHidden/>
               </w:rPr>
             </w:r>
             <w:r>
               <w:rPr>
+                <w:i w:val="0"/>
+                <w:iCs w:val="0"/>
                 <w:noProof/>
                 <w:webHidden/>
               </w:rPr>
@@ -2522,6 +2742,8 @@
             </w:r>
             <w:r>
               <w:rPr>
+                <w:i w:val="0"/>
+                <w:iCs w:val="0"/>
                 <w:noProof/>
                 <w:webHidden/>
               </w:rPr>
@@ -2529,6 +2751,8 @@
             </w:r>
             <w:r>
               <w:rPr>
+                <w:i w:val="0"/>
+                <w:iCs w:val="0"/>
                 <w:noProof/>
                 <w:webHidden/>
               </w:rPr>
@@ -2554,11 +2778,13 @@
               <w14:ligatures w14:val="standardContextual"/>
             </w:rPr>
           </w:pPr>
-          <w:hyperlink w:anchor="_Toc225310959" w:history="1">
+          <w:hyperlink w:anchor="_Toc227369386" w:history="1">
             <w:r>
               <w:rPr>
                 <w:rStyle w:val="Hyperlink"/>
                 <w:rFonts w:ascii="Times New Roman" w:hAnsi="Times New Roman"/>
+                <w:i w:val="0"/>
+                <w:iCs w:val="0"/>
                 <w:noProof/>
               </w:rPr>
               <w:t>14.</w:t>
@@ -2580,12 +2806,16 @@
               <w:rPr>
                 <w:rStyle w:val="Hyperlink"/>
                 <w:rFonts w:ascii="Times New Roman" w:hAnsi="Times New Roman"/>
+                <w:i w:val="0"/>
+                <w:iCs w:val="0"/>
                 <w:noProof/>
               </w:rPr>
               <w:t>Reference List</w:t>
             </w:r>
             <w:r>
               <w:rPr>
+                <w:i w:val="0"/>
+                <w:iCs w:val="0"/>
                 <w:noProof/>
                 <w:webHidden/>
               </w:rPr>
@@ -2593,6 +2823,8 @@
             </w:r>
             <w:r>
               <w:rPr>
+                <w:i w:val="0"/>
+                <w:iCs w:val="0"/>
                 <w:noProof/>
                 <w:webHidden/>
               </w:rPr>
@@ -2600,19 +2832,25 @@
             </w:r>
             <w:r>
               <w:rPr>
+                <w:i w:val="0"/>
+                <w:iCs w:val="0"/>
                 <w:noProof/>
                 <w:webHidden/>
               </w:rPr>
-              <w:instrText xml:space="preserve"> PAGEREF _Toc225310959 \h </w:instrText>
-            </w:r>
-            <w:r>
-              <w:rPr>
+              <w:instrText xml:space="preserve"> PAGEREF _Toc227369386 \h </w:instrText>
+            </w:r>
+            <w:r>
+              <w:rPr>
+                <w:i w:val="0"/>
+                <w:iCs w:val="0"/>
                 <w:noProof/>
                 <w:webHidden/>
               </w:rPr>
             </w:r>
             <w:r>
               <w:rPr>
+                <w:i w:val="0"/>
+                <w:iCs w:val="0"/>
                 <w:noProof/>
                 <w:webHidden/>
               </w:rPr>
@@ -2620,6 +2858,8 @@
             </w:r>
             <w:r>
               <w:rPr>
+                <w:i w:val="0"/>
+                <w:iCs w:val="0"/>
                 <w:noProof/>
                 <w:webHidden/>
               </w:rPr>
@@ -2627,6 +2867,8 @@
             </w:r>
             <w:r>
               <w:rPr>
+                <w:i w:val="0"/>
+                <w:iCs w:val="0"/>
                 <w:noProof/>
                 <w:webHidden/>
               </w:rPr>
@@ -2655,6 +2897,373 @@
     </w:sdt>
     <w:p>
       <w:pPr>
+        <w:pStyle w:val="TableofFigures"/>
+        <w:tabs>
+          <w:tab w:val="right" w:leader="dot" w:pos="9350"/>
+        </w:tabs>
+        <w:rPr>
+          <w:sz w:val="28"/>
+          <w:szCs w:val="28"/>
+        </w:rPr>
+      </w:pPr>
+    </w:p>
+    <w:p>
+      <w:pPr>
+        <w:rPr>
+          <w:b/>
+          <w:bCs/>
+        </w:rPr>
+      </w:pPr>
+      <w:r>
+        <w:rPr>
+          <w:b/>
+          <w:bCs/>
+          <w:color w:val="000000" w:themeColor="text1"/>
+          <w:sz w:val="32"/>
+          <w:szCs w:val="32"/>
+        </w:rPr>
+        <w:t>Table of Figures</w:t>
+      </w:r>
+    </w:p>
+    <w:p>
+      <w:pPr>
+        <w:pStyle w:val="TableofFigures"/>
+        <w:tabs>
+          <w:tab w:val="right" w:leader="dot" w:pos="9350"/>
+        </w:tabs>
+        <w:rPr>
+          <w:rFonts w:asciiTheme="minorHAnsi" w:eastAsiaTheme="minorEastAsia" w:hAnsiTheme="minorHAnsi" w:cstheme="minorBidi"/>
+          <w:i/>
+          <w:iCs/>
+          <w:noProof/>
+          <w:kern w:val="2"/>
+          <w14:ligatures w14:val="standardContextual"/>
+        </w:rPr>
+      </w:pPr>
+      <w:r>
+        <w:rPr>
+          <w:i/>
+          <w:iCs/>
+          <w:sz w:val="28"/>
+          <w:szCs w:val="28"/>
+        </w:rPr>
+        <w:fldChar w:fldCharType="begin"/>
+      </w:r>
+      <w:r>
+        <w:rPr>
+          <w:i/>
+          <w:iCs/>
+          <w:sz w:val="28"/>
+          <w:szCs w:val="28"/>
+        </w:rPr>
+        <w:instrText xml:space="preserve"> TOC \h \z \c "Figure" </w:instrText>
+      </w:r>
+      <w:r>
+        <w:rPr>
+          <w:i/>
+          <w:iCs/>
+          <w:sz w:val="28"/>
+          <w:szCs w:val="28"/>
+        </w:rPr>
+        <w:fldChar w:fldCharType="separate"/>
+      </w:r>
+      <w:hyperlink w:anchor="_Toc227369626" w:history="1">
+        <w:r>
+          <w:rPr>
+            <w:rStyle w:val="Hyperlink"/>
+            <w:rFonts w:eastAsiaTheme="majorEastAsia"/>
+            <w:i/>
+            <w:iCs/>
+            <w:noProof/>
+          </w:rPr>
+          <w:t>F</w:t>
+        </w:r>
+        <w:r>
+          <w:rPr>
+            <w:rStyle w:val="Hyperlink"/>
+            <w:rFonts w:eastAsiaTheme="majorEastAsia"/>
+            <w:i/>
+            <w:iCs/>
+            <w:noProof/>
+          </w:rPr>
+          <w:t>i</w:t>
+        </w:r>
+        <w:r>
+          <w:rPr>
+            <w:rStyle w:val="Hyperlink"/>
+            <w:rFonts w:eastAsiaTheme="majorEastAsia"/>
+            <w:i/>
+            <w:iCs/>
+            <w:noProof/>
+          </w:rPr>
+          <w:t>gure 1. Use Case Diagr</w:t>
+        </w:r>
+        <w:r>
+          <w:rPr>
+            <w:rStyle w:val="Hyperlink"/>
+            <w:rFonts w:eastAsiaTheme="majorEastAsia"/>
+            <w:i/>
+            <w:iCs/>
+            <w:noProof/>
+          </w:rPr>
+          <w:t>a</w:t>
+        </w:r>
+        <w:r>
+          <w:rPr>
+            <w:rStyle w:val="Hyperlink"/>
+            <w:rFonts w:eastAsiaTheme="majorEastAsia"/>
+            <w:i/>
+            <w:iCs/>
+            <w:noProof/>
+          </w:rPr>
+          <w:t>m of Peer Tutoring Platform</w:t>
+        </w:r>
+        <w:r>
+          <w:rPr>
+            <w:i/>
+            <w:iCs/>
+            <w:noProof/>
+            <w:webHidden/>
+          </w:rPr>
+          <w:tab/>
+        </w:r>
+        <w:r>
+          <w:rPr>
+            <w:i/>
+            <w:iCs/>
+            <w:noProof/>
+            <w:webHidden/>
+          </w:rPr>
+          <w:fldChar w:fldCharType="begin"/>
+        </w:r>
+        <w:r>
+          <w:rPr>
+            <w:i/>
+            <w:iCs/>
+            <w:noProof/>
+            <w:webHidden/>
+          </w:rPr>
+          <w:instrText xml:space="preserve"> PAGEREF _Toc227369626 \h </w:instrText>
+        </w:r>
+        <w:r>
+          <w:rPr>
+            <w:i/>
+            <w:iCs/>
+            <w:noProof/>
+            <w:webHidden/>
+          </w:rPr>
+        </w:r>
+        <w:r>
+          <w:rPr>
+            <w:i/>
+            <w:iCs/>
+            <w:noProof/>
+            <w:webHidden/>
+          </w:rPr>
+          <w:fldChar w:fldCharType="separate"/>
+        </w:r>
+        <w:r>
+          <w:rPr>
+            <w:i/>
+            <w:iCs/>
+            <w:noProof/>
+            <w:webHidden/>
+          </w:rPr>
+          <w:t>8</w:t>
+        </w:r>
+        <w:r>
+          <w:rPr>
+            <w:i/>
+            <w:iCs/>
+            <w:noProof/>
+            <w:webHidden/>
+          </w:rPr>
+          <w:fldChar w:fldCharType="end"/>
+        </w:r>
+      </w:hyperlink>
+    </w:p>
+    <w:p>
+      <w:pPr>
+        <w:pStyle w:val="TableofFigures"/>
+        <w:tabs>
+          <w:tab w:val="right" w:leader="dot" w:pos="9350"/>
+        </w:tabs>
+        <w:rPr>
+          <w:rFonts w:asciiTheme="minorHAnsi" w:eastAsiaTheme="minorEastAsia" w:hAnsiTheme="minorHAnsi" w:cstheme="minorBidi"/>
+          <w:i/>
+          <w:iCs/>
+          <w:noProof/>
+          <w:kern w:val="2"/>
+          <w14:ligatures w14:val="standardContextual"/>
+        </w:rPr>
+      </w:pPr>
+      <w:hyperlink w:anchor="_Toc227369627" w:history="1">
+        <w:r>
+          <w:rPr>
+            <w:rStyle w:val="Hyperlink"/>
+            <w:rFonts w:eastAsiaTheme="majorEastAsia"/>
+            <w:i/>
+            <w:iCs/>
+            <w:noProof/>
+          </w:rPr>
+          <w:t>Figure 2. Business Model Canvas Diagram for Peer Tutoring Platform</w:t>
+        </w:r>
+        <w:r>
+          <w:rPr>
+            <w:i/>
+            <w:iCs/>
+            <w:noProof/>
+            <w:webHidden/>
+          </w:rPr>
+          <w:tab/>
+        </w:r>
+        <w:r>
+          <w:rPr>
+            <w:i/>
+            <w:iCs/>
+            <w:noProof/>
+            <w:webHidden/>
+          </w:rPr>
+          <w:fldChar w:fldCharType="begin"/>
+        </w:r>
+        <w:r>
+          <w:rPr>
+            <w:i/>
+            <w:iCs/>
+            <w:noProof/>
+            <w:webHidden/>
+          </w:rPr>
+          <w:instrText xml:space="preserve"> PAGEREF _Toc227369627 \h </w:instrText>
+        </w:r>
+        <w:r>
+          <w:rPr>
+            <w:i/>
+            <w:iCs/>
+            <w:noProof/>
+            <w:webHidden/>
+          </w:rPr>
+        </w:r>
+        <w:r>
+          <w:rPr>
+            <w:i/>
+            <w:iCs/>
+            <w:noProof/>
+            <w:webHidden/>
+          </w:rPr>
+          <w:fldChar w:fldCharType="separate"/>
+        </w:r>
+        <w:r>
+          <w:rPr>
+            <w:i/>
+            <w:iCs/>
+            <w:noProof/>
+            <w:webHidden/>
+          </w:rPr>
+          <w:t>11</w:t>
+        </w:r>
+        <w:r>
+          <w:rPr>
+            <w:i/>
+            <w:iCs/>
+            <w:noProof/>
+            <w:webHidden/>
+          </w:rPr>
+          <w:fldChar w:fldCharType="end"/>
+        </w:r>
+      </w:hyperlink>
+    </w:p>
+    <w:p>
+      <w:pPr>
+        <w:pStyle w:val="TableofFigures"/>
+        <w:tabs>
+          <w:tab w:val="right" w:leader="dot" w:pos="9350"/>
+        </w:tabs>
+        <w:rPr>
+          <w:rFonts w:asciiTheme="minorHAnsi" w:eastAsiaTheme="minorEastAsia" w:hAnsiTheme="minorHAnsi" w:cstheme="minorBidi"/>
+          <w:i/>
+          <w:iCs/>
+          <w:noProof/>
+          <w:kern w:val="2"/>
+          <w14:ligatures w14:val="standardContextual"/>
+        </w:rPr>
+      </w:pPr>
+      <w:hyperlink w:anchor="_Toc227369628" w:history="1">
+        <w:r>
+          <w:rPr>
+            <w:rStyle w:val="Hyperlink"/>
+            <w:rFonts w:eastAsiaTheme="majorEastAsia"/>
+            <w:i/>
+            <w:iCs/>
+            <w:noProof/>
+          </w:rPr>
+          <w:t>Figure 3. Project Timeline Table</w:t>
+        </w:r>
+        <w:r>
+          <w:rPr>
+            <w:i/>
+            <w:iCs/>
+            <w:noProof/>
+            <w:webHidden/>
+          </w:rPr>
+          <w:tab/>
+        </w:r>
+        <w:r>
+          <w:rPr>
+            <w:i/>
+            <w:iCs/>
+            <w:noProof/>
+            <w:webHidden/>
+          </w:rPr>
+          <w:fldChar w:fldCharType="begin"/>
+        </w:r>
+        <w:r>
+          <w:rPr>
+            <w:i/>
+            <w:iCs/>
+            <w:noProof/>
+            <w:webHidden/>
+          </w:rPr>
+          <w:instrText xml:space="preserve"> PAGEREF _Toc227369628 \h </w:instrText>
+        </w:r>
+        <w:r>
+          <w:rPr>
+            <w:i/>
+            <w:iCs/>
+            <w:noProof/>
+            <w:webHidden/>
+          </w:rPr>
+        </w:r>
+        <w:r>
+          <w:rPr>
+            <w:i/>
+            <w:iCs/>
+            <w:noProof/>
+            <w:webHidden/>
+          </w:rPr>
+          <w:fldChar w:fldCharType="separate"/>
+        </w:r>
+        <w:r>
+          <w:rPr>
+            <w:i/>
+            <w:iCs/>
+            <w:noProof/>
+            <w:webHidden/>
+          </w:rPr>
+          <w:t>14</w:t>
+        </w:r>
+        <w:r>
+          <w:rPr>
+            <w:i/>
+            <w:iCs/>
+            <w:noProof/>
+            <w:webHidden/>
+          </w:rPr>
+          <w:fldChar w:fldCharType="end"/>
+        </w:r>
+      </w:hyperlink>
+    </w:p>
+    <w:p>
+      <w:pPr>
         <w:spacing w:line="480" w:lineRule="auto"/>
         <w:jc w:val="both"/>
         <w:rPr>
@@ -2662,6 +3271,15 @@
           <w:szCs w:val="28"/>
         </w:rPr>
       </w:pPr>
+      <w:r>
+        <w:rPr>
+          <w:i/>
+          <w:iCs/>
+          <w:sz w:val="28"/>
+          <w:szCs w:val="28"/>
+        </w:rPr>
+        <w:fldChar w:fldCharType="end"/>
+      </w:r>
     </w:p>
     <w:p>
       <w:pPr>
@@ -2700,7 +3318,7 @@
         </w:rPr>
       </w:pPr>
       <w:bookmarkStart w:id="0" w:name="_Toc225307489"/>
-      <w:bookmarkStart w:id="1" w:name="_Toc225310937"/>
+      <w:bookmarkStart w:id="1" w:name="_Toc227369364"/>
       <w:r>
         <w:rPr>
           <w:rFonts w:ascii="Times New Roman" w:hAnsi="Times New Roman" w:cs="Times New Roman"/>
@@ -2743,7 +3361,7 @@
       </w:pPr>
       <w:bookmarkStart w:id="2" w:name="_Toc221911010"/>
       <w:bookmarkStart w:id="3" w:name="_Toc225307490"/>
-      <w:bookmarkStart w:id="4" w:name="_Toc225310938"/>
+      <w:bookmarkStart w:id="4" w:name="_Toc227369365"/>
       <w:r>
         <w:rPr>
           <w:rFonts w:ascii="Times New Roman" w:hAnsi="Times New Roman" w:cs="Times New Roman"/>
@@ -2796,49 +3414,7 @@
         <w:rPr>
           <w:rFonts w:ascii="Times New Roman" w:hAnsi="Times New Roman" w:cs="Times New Roman"/>
         </w:rPr>
-        <w:t xml:space="preserve">, particularly when students feel supported and connected within the learning environment. Peer-assisted learning is one method that can effectively facilitate engagement beyond formal teaching structures, as it </w:t>
-      </w:r>
-      <w:proofErr w:type="spellStart"/>
-      <w:r>
-        <w:rPr>
-          <w:rFonts w:ascii="Times New Roman" w:hAnsi="Times New Roman" w:cs="Times New Roman"/>
-        </w:rPr>
-        <w:t>utilises</w:t>
-      </w:r>
-      <w:proofErr w:type="spellEnd"/>
-      <w:r>
-        <w:rPr>
-          <w:rFonts w:ascii="Times New Roman" w:hAnsi="Times New Roman" w:cs="Times New Roman"/>
-        </w:rPr>
-        <w:t xml:space="preserve"> students as a central focus in the teaching and learning processes. The terms used to denote peer-based learning activities include peer tutoring, cross-age peer tutoring, peer leading, buddy programs, paired reading, and collaborative teaching (Charlton, 1998). Although terminology may differ, these strategies suggest that learners assist one another in their studies. The ultimate meaning of peer according to </w:t>
-      </w:r>
-      <w:proofErr w:type="spellStart"/>
-      <w:r>
-        <w:rPr>
-          <w:rFonts w:ascii="Times New Roman" w:hAnsi="Times New Roman" w:cs="Times New Roman"/>
-        </w:rPr>
-        <w:t>Goodlad</w:t>
-      </w:r>
-      <w:proofErr w:type="spellEnd"/>
-      <w:r>
-        <w:rPr>
-          <w:rFonts w:ascii="Times New Roman" w:hAnsi="Times New Roman" w:cs="Times New Roman"/>
-        </w:rPr>
-        <w:t xml:space="preserve"> and Hirst (1990) is that of a member of the same group in society where the membership status is based on equality or similarity in status and Topping (2002) defines peer-assisted learning as the process of learning and acquiring knowledge and skills by active helping and supporting of other people of the same status or similar status. Peer tutoring has been presented as providing considerable academic, social and motivational value not only to tutors but also to tutees, such as increased academic performance, improved social competence, higher self-esteem and better involvement with learning (Greenwood, Carta and Hall, 1988; Byrd, 1990; Cardenas et al., 1991; Lazerson et al., 1988). Being peer tutors can also help students develop communication, leadership, and problem-solving skills more, which supports their learning process, as well as assisting other students (</w:t>
-      </w:r>
-      <w:proofErr w:type="spellStart"/>
-      <w:r>
-        <w:rPr>
-          <w:rFonts w:ascii="Times New Roman" w:hAnsi="Times New Roman" w:cs="Times New Roman"/>
-        </w:rPr>
-        <w:t>Podplota</w:t>
-      </w:r>
-      <w:proofErr w:type="spellEnd"/>
-      <w:r>
-        <w:rPr>
-          <w:rFonts w:ascii="Times New Roman" w:hAnsi="Times New Roman" w:cs="Times New Roman"/>
-        </w:rPr>
-        <w:t>, 2022).</w:t>
+        <w:t>, particularly when students feel supported and connected within the learning environment. Peer-assisted learning is one method that can effectively facilitate engagement beyond formal teaching structures, as it utilises students as a central focus in the teaching and learning processes. The terms used to denote peer-based learning activities include peer tutoring, cross-age peer tutoring, peer leading, buddy programs, paired reading, and collaborative teaching (Charlton, 1998). Although terminology may differ, these strategies suggest that learners assist one another in their studies. The ultimate meaning of peer according to Goodlad and Hirst (1990) is that of a member of the same group in society where the membership status is based on equality or similarity in status and Topping (2002) defines peer-assisted learning as the process of learning and acquiring knowledge and skills by active helping and supporting of other people of the same status or similar status. Peer tutoring has been presented as providing considerable academic, social and motivational value not only to tutors but also to tutees, such as increased academic performance, improved social competence, higher self-esteem and better involvement with learning (Greenwood, Carta and Hall, 1988; Byrd, 1990; Cardenas et al., 1991; Lazerson et al., 1988). Being peer tutors can also help students develop communication, leadership, and problem-solving skills more, which supports their learning process, as well as assisting other students (Podplota, 2022).</w:t>
       </w:r>
       <w:bookmarkEnd w:id="5"/>
       <w:bookmarkEnd w:id="6"/>
@@ -2866,7 +3442,7 @@
       </w:pPr>
       <w:bookmarkStart w:id="7" w:name="_Toc221911012"/>
       <w:bookmarkStart w:id="8" w:name="_Toc225307492"/>
-      <w:bookmarkStart w:id="9" w:name="_Toc225310939"/>
+      <w:bookmarkStart w:id="9" w:name="_Toc227369366"/>
       <w:r>
         <w:rPr>
           <w:rFonts w:ascii="Times New Roman" w:hAnsi="Times New Roman" w:cs="Times New Roman"/>
@@ -2886,56 +3462,11 @@
         <w:jc w:val="both"/>
       </w:pPr>
       <w:r>
-        <w:t xml:space="preserve">Studies have shown that academic self-efficacy, motivation, help-seeking </w:t>
-      </w:r>
-      <w:proofErr w:type="spellStart"/>
-      <w:r>
-        <w:t>behaviour</w:t>
-      </w:r>
-      <w:proofErr w:type="spellEnd"/>
-      <w:r>
-        <w:t>, and learning resource access are some of the factors that affect academic success (Travis et al., 2020). Although more educational resources are related to the positive effect on academic success, traditional academic support mechanisms cannot respond to the needs of individual learning because of the logistical challenges and their availability (Greenwald et al., 1996). The conditions that prevail in higher education establish high requirements in terms of independence and self-control of students, and there is less academic direction than in secondary education (</w:t>
-      </w:r>
-      <w:proofErr w:type="spellStart"/>
-      <w:r>
-        <w:t>Bursuck</w:t>
-      </w:r>
-      <w:proofErr w:type="spellEnd"/>
-      <w:r>
-        <w:t xml:space="preserve"> and Jayanthi, 1993). Research on student help-seeking </w:t>
-      </w:r>
-      <w:proofErr w:type="spellStart"/>
-      <w:r>
-        <w:t>behaviour</w:t>
-      </w:r>
-      <w:proofErr w:type="spellEnd"/>
-      <w:r>
-        <w:t xml:space="preserve"> has shown that although some students are active in seeking academic help and get better academic results, others do not seek help because of anxiety or fear of failure, which leads to poor performance (</w:t>
-      </w:r>
-      <w:proofErr w:type="spellStart"/>
-      <w:r>
-        <w:t>Karabenick</w:t>
-      </w:r>
-      <w:proofErr w:type="spellEnd"/>
-      <w:r>
-        <w:t xml:space="preserve">, 2003). These issues underscore the necessity of academic support systems, which are accessible and promote positive help-seeking </w:t>
-      </w:r>
-      <w:proofErr w:type="spellStart"/>
+        <w:t xml:space="preserve">Studies have shown that academic self-efficacy, motivation, help-seeking behaviour, and learning resource access are some of the factors that affect academic success (Travis et al., 2020). Although more educational resources are related to the positive effect on academic success, traditional academic support mechanisms cannot respond to the needs of individual learning because of the logistical challenges and their availability (Greenwald et al., 1996). The conditions that prevail in higher education establish high requirements in terms of independence and self-control of students, and there is less academic direction than in secondary education (Bursuck and Jayanthi, 1993). Research on student help-seeking behaviour has shown that although some students are active in seeking academic help and get better academic results, others do not seek help because of anxiety or fear of failure, which leads to poor performance (Karabenick, 2003). These issues underscore the necessity of academic support systems, which are accessible and promote positive help-seeking </w:t>
+      </w:r>
       <w:r>
         <w:lastRenderedPageBreak/>
-        <w:t>behaviour</w:t>
-      </w:r>
-      <w:proofErr w:type="spellEnd"/>
-      <w:r>
-        <w:t xml:space="preserve">, </w:t>
-      </w:r>
-      <w:proofErr w:type="spellStart"/>
-      <w:r>
-        <w:t>minimise</w:t>
-      </w:r>
-      <w:proofErr w:type="spellEnd"/>
-      <w:r>
-        <w:t xml:space="preserve"> time lag when seeking assistance, and facilitate learning among academic students.</w:t>
+        <w:t>behaviour, minimise time lag when seeking assistance, and facilitate learning among academic students.</w:t>
       </w:r>
     </w:p>
     <w:p>
@@ -2956,7 +3487,7 @@
         </w:rPr>
       </w:pPr>
       <w:bookmarkStart w:id="10" w:name="_Toc225307493"/>
-      <w:bookmarkStart w:id="11" w:name="_Toc225310940"/>
+      <w:bookmarkStart w:id="11" w:name="_Toc227369367"/>
       <w:r>
         <w:rPr>
           <w:rFonts w:ascii="Times New Roman" w:hAnsi="Times New Roman" w:cs="Times New Roman"/>
@@ -2997,11 +3528,9 @@
       <w:r>
         <w:t xml:space="preserve">To conclude, the main goal of this project is to create </w:t>
       </w:r>
-      <w:proofErr w:type="gramStart"/>
-      <w:r>
-        <w:t>an</w:t>
-      </w:r>
-      <w:proofErr w:type="gramEnd"/>
+      <w:r>
+        <w:t>a</w:t>
+      </w:r>
       <w:r>
         <w:t xml:space="preserve"> usable system that complements formal academic support and provides a solution to the problem of delayed help within higher education.</w:t>
       </w:r>
@@ -3023,7 +3552,7 @@
         </w:rPr>
       </w:pPr>
       <w:bookmarkStart w:id="12" w:name="_Toc225307494"/>
-      <w:bookmarkStart w:id="13" w:name="_Toc225310941"/>
+      <w:bookmarkStart w:id="13" w:name="_Toc227369368"/>
       <w:r>
         <w:rPr>
           <w:rFonts w:ascii="Times New Roman" w:hAnsi="Times New Roman" w:cs="Times New Roman"/>
@@ -3088,15 +3617,7 @@
         <w:jc w:val="both"/>
       </w:pPr>
       <w:r>
-        <w:t xml:space="preserve">This group represents students requiring help with a subject, topic or assignment. They may </w:t>
-      </w:r>
-      <w:proofErr w:type="gramStart"/>
-      <w:r>
-        <w:t>experience difficulty</w:t>
-      </w:r>
-      <w:proofErr w:type="gramEnd"/>
-      <w:r>
-        <w:t xml:space="preserve"> accessing immediate support through formal university channels and need a quicker way to ask for assistance in learning. The platform provides to the users the options such as creating posts where users can describe the problems that they are currently facing academically, connecting with peers and exchanging messages after which users will be able to schedule a tutoring session.</w:t>
+        <w:t>This group represents students requiring help with a subject, topic or assignment. They may experience difficulty accessing immediate support through formal university channels and need a quicker way to ask for assistance in learning. The platform provides to the users the options such as creating posts where users can describe the problems that they are currently facing academically, connecting with peers and exchanging messages after which users will be able to schedule a tutoring session.</w:t>
       </w:r>
     </w:p>
     <w:p>
@@ -3210,7 +3731,7 @@
         </w:rPr>
       </w:pPr>
       <w:bookmarkStart w:id="14" w:name="_Toc225307495"/>
-      <w:bookmarkStart w:id="15" w:name="_Toc225310942"/>
+      <w:bookmarkStart w:id="15" w:name="_Toc227369369"/>
       <w:r>
         <w:rPr>
           <w:rFonts w:ascii="Times New Roman" w:hAnsi="Times New Roman" w:cs="Times New Roman"/>
@@ -3563,7 +4084,19 @@
         <w:rPr>
           <w:rFonts w:ascii="Times New Roman" w:hAnsi="Times New Roman" w:cs="Times New Roman"/>
         </w:rPr>
-        <w:t>The system should allow users to share achievements through posts.</w:t>
+        <w:t xml:space="preserve">The system </w:t>
+      </w:r>
+      <w:r>
+        <w:rPr>
+          <w:rFonts w:ascii="Times New Roman" w:hAnsi="Times New Roman" w:cs="Times New Roman"/>
+        </w:rPr>
+        <w:t>should allow users to share achievements through external social platforms such as LinkedIn or Twitter</w:t>
+      </w:r>
+      <w:r>
+        <w:rPr>
+          <w:rFonts w:ascii="Times New Roman" w:hAnsi="Times New Roman" w:cs="Times New Roman"/>
+        </w:rPr>
+        <w:t>.</w:t>
       </w:r>
     </w:p>
     <w:p>
@@ -3584,7 +4117,7 @@
         </w:rPr>
       </w:pPr>
       <w:bookmarkStart w:id="16" w:name="_Toc225307496"/>
-      <w:bookmarkStart w:id="17" w:name="_Toc225310943"/>
+      <w:bookmarkStart w:id="17" w:name="_Toc227369370"/>
       <w:r>
         <w:rPr>
           <w:rFonts w:ascii="Times New Roman" w:hAnsi="Times New Roman" w:cs="Times New Roman"/>
@@ -3962,6 +4495,7 @@
         <w:jc w:val="both"/>
       </w:pPr>
       <w:r>
+        <w:lastRenderedPageBreak/>
         <w:t>Messages and notifications shall be delivered in no more than 5 seconds during normal use.</w:t>
       </w:r>
     </w:p>
@@ -4217,7 +4751,7 @@
         </w:rPr>
       </w:pPr>
       <w:bookmarkStart w:id="25" w:name="_Toc225307504"/>
-      <w:bookmarkStart w:id="26" w:name="_Toc225310944"/>
+      <w:bookmarkStart w:id="26" w:name="_Toc227369371"/>
       <w:r>
         <w:rPr>
           <w:rFonts w:ascii="Times New Roman" w:hAnsi="Times New Roman" w:cs="Times New Roman"/>
@@ -4239,7 +4773,13 @@
         <w:jc w:val="both"/>
       </w:pPr>
       <w:r>
-        <w:t>The quality requirements of Peer Tutoring Platform can be summarized using the FURPS model.</w:t>
+        <w:t>The quality requirements of Peer Tutoring Platform can be summarized using the FURPS</w:t>
+      </w:r>
+      <w:r>
+        <w:t>*</w:t>
+      </w:r>
+      <w:r>
+        <w:t xml:space="preserve"> model.</w:t>
       </w:r>
       <w:bookmarkStart w:id="27" w:name="_Toc225307505"/>
     </w:p>
@@ -4504,6 +5044,7 @@
           <w:sz w:val="28"/>
           <w:szCs w:val="28"/>
         </w:rPr>
+        <w:lastRenderedPageBreak/>
         <w:t>Supportability</w:t>
       </w:r>
       <w:bookmarkEnd w:id="31"/>
@@ -4526,8 +5067,31 @@
         <w:jc w:val="both"/>
       </w:pPr>
       <w:r>
-        <w:lastRenderedPageBreak/>
-        <w:t>The system should be maintainable and extensible. The choice of using MongoDB, Express.js, React.js and Node.js as the main stack of technologies in this project as well as modular React components, Express route separation and MongoDB collections should support future development and allow new features to be added.</w:t>
+        <w:t>The system should be maintainable and extensible. The choice of using MongoDB</w:t>
+      </w:r>
+      <w:r>
+        <w:t>*</w:t>
+      </w:r>
+      <w:r>
+        <w:t>, Express.js</w:t>
+      </w:r>
+      <w:r>
+        <w:t>*</w:t>
+      </w:r>
+      <w:r>
+        <w:t>, React.js</w:t>
+      </w:r>
+      <w:r>
+        <w:t>*</w:t>
+      </w:r>
+      <w:r>
+        <w:t xml:space="preserve"> and Node.js</w:t>
+      </w:r>
+      <w:r>
+        <w:t>*</w:t>
+      </w:r>
+      <w:r>
+        <w:t xml:space="preserve"> as the main stack of technologies in this project as well as modular React components, Express route separation and MongoDB collections should support future development and allow new features to be added.</w:t>
       </w:r>
     </w:p>
     <w:p>
@@ -4548,7 +5112,7 @@
         </w:rPr>
       </w:pPr>
       <w:bookmarkStart w:id="32" w:name="_Toc225307510"/>
-      <w:bookmarkStart w:id="33" w:name="_Toc225310945"/>
+      <w:bookmarkStart w:id="33" w:name="_Toc227369372"/>
       <w:r>
         <w:rPr>
           <w:rFonts w:ascii="Times New Roman" w:hAnsi="Times New Roman" w:cs="Times New Roman"/>
@@ -4628,7 +5192,7 @@
       </w:pPr>
       <w:bookmarkStart w:id="34" w:name="_Toc221911018"/>
       <w:bookmarkStart w:id="35" w:name="_Toc225307511"/>
-      <w:bookmarkStart w:id="36" w:name="_Toc225310946"/>
+      <w:bookmarkStart w:id="36" w:name="_Toc227369373"/>
       <w:r>
         <w:rPr>
           <w:rFonts w:ascii="Times New Roman" w:hAnsi="Times New Roman" w:cs="Times New Roman"/>
@@ -4668,9 +5232,9 @@
         </w:rPr>
         <w:lastRenderedPageBreak/>
         <w:drawing>
-          <wp:inline distT="0" distB="0" distL="0" distR="0" wp14:anchorId="1C4CF5AC" wp14:editId="16BDDF27">
-            <wp:extent cx="5785237" cy="7614138"/>
-            <wp:effectExtent l="0" t="0" r="6350" b="0"/>
+          <wp:inline distT="0" distB="0" distL="0" distR="0" wp14:anchorId="1C4CF5AC" wp14:editId="177BC2D2">
+            <wp:extent cx="5784850" cy="7156430"/>
+            <wp:effectExtent l="0" t="0" r="0" b="0"/>
             <wp:docPr id="1223247154" name="Picture 4"/>
             <wp:cNvGraphicFramePr>
               <a:graphicFrameLocks xmlns:a="http://schemas.openxmlformats.org/drawingml/2006/main" noChangeAspect="1"/>
@@ -4691,7 +5255,7 @@
                   <pic:spPr>
                     <a:xfrm>
                       <a:off x="0" y="0"/>
-                      <a:ext cx="5896839" cy="7761022"/>
+                      <a:ext cx="5784850" cy="7156430"/>
                     </a:xfrm>
                     <a:prstGeom prst="rect">
                       <a:avLst/>
@@ -4729,21 +5293,36 @@
         </w:rPr>
       </w:pPr>
       <w:bookmarkStart w:id="37" w:name="_Toc221910901"/>
+      <w:bookmarkStart w:id="38" w:name="_Toc227369626"/>
       <w:r>
         <w:t xml:space="preserve">Figure </w:t>
       </w:r>
-      <w:fldSimple w:instr=" SEQ Figure \* ARABIC ">
-        <w:r>
-          <w:rPr>
-            <w:noProof/>
-          </w:rPr>
-          <w:t>1</w:t>
-        </w:r>
-      </w:fldSimple>
+      <w:r>
+        <w:fldChar w:fldCharType="begin"/>
+      </w:r>
+      <w:r>
+        <w:instrText xml:space="preserve"> SEQ Figure \* ARABIC </w:instrText>
+      </w:r>
+      <w:r>
+        <w:fldChar w:fldCharType="separate"/>
+      </w:r>
+      <w:r>
+        <w:rPr>
+          <w:noProof/>
+        </w:rPr>
+        <w:t>1</w:t>
+      </w:r>
+      <w:r>
+        <w:rPr>
+          <w:noProof/>
+        </w:rPr>
+        <w:fldChar w:fldCharType="end"/>
+      </w:r>
       <w:r>
         <w:t>. Use Case Diagram of Peer Tutoring Platform</w:t>
       </w:r>
       <w:bookmarkEnd w:id="37"/>
+      <w:bookmarkEnd w:id="38"/>
     </w:p>
     <w:p>
       <w:pPr>
@@ -4760,9 +5339,9 @@
           <w:color w:val="000000" w:themeColor="text1"/>
         </w:rPr>
       </w:pPr>
-      <w:bookmarkStart w:id="38" w:name="_Toc221911019"/>
-      <w:bookmarkStart w:id="39" w:name="_Toc225307512"/>
-      <w:bookmarkStart w:id="40" w:name="_Toc225310947"/>
+      <w:bookmarkStart w:id="39" w:name="_Toc221911019"/>
+      <w:bookmarkStart w:id="40" w:name="_Toc225307512"/>
+      <w:bookmarkStart w:id="41" w:name="_Toc227369374"/>
       <w:r>
         <w:rPr>
           <w:rFonts w:ascii="Times New Roman" w:hAnsi="Times New Roman" w:cs="Times New Roman"/>
@@ -4770,12 +5349,11 @@
           <w:bCs/>
           <w:color w:val="000000" w:themeColor="text1"/>
         </w:rPr>
-        <w:lastRenderedPageBreak/>
         <w:t>Brief Use Cases</w:t>
       </w:r>
-      <w:bookmarkEnd w:id="38"/>
       <w:bookmarkEnd w:id="39"/>
       <w:bookmarkEnd w:id="40"/>
+      <w:bookmarkEnd w:id="41"/>
     </w:p>
     <w:p>
       <w:pPr>
@@ -4860,6 +5438,7 @@
                 <w:color w:val="000000" w:themeColor="text1"/>
                 <w:lang w:val="en-US"/>
               </w:rPr>
+              <w:lastRenderedPageBreak/>
               <w:t xml:space="preserve">CRUD Post </w:t>
             </w:r>
           </w:p>
@@ -5966,7 +6545,6 @@
                 <w:szCs w:val="24"/>
                 <w:lang w:val="en-US"/>
               </w:rPr>
-              <w:lastRenderedPageBreak/>
               <w:t>This use case begins when a user proposes a tutoring meeting by entering a date, time, and session details. The system validates the meeting data and stores it.</w:t>
             </w:r>
           </w:p>
@@ -6029,6 +6607,7 @@
                 <w:szCs w:val="24"/>
                 <w:lang w:val="en-US"/>
               </w:rPr>
+              <w:lastRenderedPageBreak/>
               <w:t>A meeting record is created and both users can view it.</w:t>
             </w:r>
           </w:p>
@@ -6334,29 +6913,7 @@
                 <w:szCs w:val="24"/>
                 <w:lang w:val="en-US"/>
               </w:rPr>
-              <w:t xml:space="preserve">The rating is </w:t>
-            </w:r>
-            <w:proofErr w:type="gramStart"/>
-            <w:r>
-              <w:rPr>
-                <w:b w:val="0"/>
-                <w:bCs w:val="0"/>
-                <w:sz w:val="24"/>
-                <w:szCs w:val="24"/>
-                <w:lang w:val="en-US"/>
-              </w:rPr>
-              <w:t>stored</w:t>
-            </w:r>
-            <w:proofErr w:type="gramEnd"/>
-            <w:r>
-              <w:rPr>
-                <w:b w:val="0"/>
-                <w:bCs w:val="0"/>
-                <w:sz w:val="24"/>
-                <w:szCs w:val="24"/>
-                <w:lang w:val="en-US"/>
-              </w:rPr>
-              <w:t xml:space="preserve"> and the relevant scores or points are updated.</w:t>
+              <w:t>The rating is stored and the relevant scores or points are updated.</w:t>
             </w:r>
           </w:p>
         </w:tc>
@@ -6598,29 +7155,7 @@
                 <w:szCs w:val="24"/>
                 <w:lang w:val="en-US"/>
               </w:rPr>
-              <w:t xml:space="preserve">This use case begins when an </w:t>
-            </w:r>
-            <w:proofErr w:type="gramStart"/>
-            <w:r>
-              <w:rPr>
-                <w:b w:val="0"/>
-                <w:bCs w:val="0"/>
-                <w:sz w:val="24"/>
-                <w:szCs w:val="24"/>
-                <w:lang w:val="en-US"/>
-              </w:rPr>
-              <w:t>administrator reviews</w:t>
-            </w:r>
-            <w:proofErr w:type="gramEnd"/>
-            <w:r>
-              <w:rPr>
-                <w:b w:val="0"/>
-                <w:bCs w:val="0"/>
-                <w:sz w:val="24"/>
-                <w:szCs w:val="24"/>
-                <w:lang w:val="en-US"/>
-              </w:rPr>
-              <w:t xml:space="preserve"> reported content. The administrator checks the report details and decides whether action is required.</w:t>
+              <w:t>This use case begins when an administrator reviews reported content. The administrator checks the report details and decides whether action is required.</w:t>
             </w:r>
           </w:p>
         </w:tc>
@@ -6721,8 +7256,8 @@
           <w:szCs w:val="32"/>
         </w:rPr>
       </w:pPr>
-      <w:bookmarkStart w:id="41" w:name="_Toc225307513"/>
-      <w:bookmarkStart w:id="42" w:name="_Toc225310948"/>
+      <w:bookmarkStart w:id="42" w:name="_Toc225307513"/>
+      <w:bookmarkStart w:id="43" w:name="_Toc227369375"/>
       <w:r>
         <w:rPr>
           <w:rFonts w:ascii="Times New Roman" w:hAnsi="Times New Roman" w:cs="Times New Roman"/>
@@ -6734,8 +7269,8 @@
         </w:rPr>
         <w:t>Business Model Canvas</w:t>
       </w:r>
-      <w:bookmarkEnd w:id="41"/>
       <w:bookmarkEnd w:id="42"/>
+      <w:bookmarkEnd w:id="43"/>
     </w:p>
     <w:p>
       <w:pPr>
@@ -6770,9 +7305,9 @@
           <w:color w:val="000000" w:themeColor="text1"/>
         </w:rPr>
       </w:pPr>
-      <w:bookmarkStart w:id="43" w:name="_Toc221911027"/>
-      <w:bookmarkStart w:id="44" w:name="_Toc225307514"/>
-      <w:bookmarkStart w:id="45" w:name="_Toc225310949"/>
+      <w:bookmarkStart w:id="44" w:name="_Toc221911027"/>
+      <w:bookmarkStart w:id="45" w:name="_Toc225307514"/>
+      <w:bookmarkStart w:id="46" w:name="_Toc227369376"/>
       <w:r>
         <w:rPr>
           <w:rFonts w:ascii="Times New Roman" w:hAnsi="Times New Roman" w:cs="Times New Roman"/>
@@ -6791,9 +7326,9 @@
         </w:rPr>
         <w:t xml:space="preserve"> Diagram</w:t>
       </w:r>
-      <w:bookmarkEnd w:id="43"/>
       <w:bookmarkEnd w:id="44"/>
       <w:bookmarkEnd w:id="45"/>
+      <w:bookmarkEnd w:id="46"/>
     </w:p>
     <w:p>
       <w:pPr>
@@ -6871,22 +7406,37 @@
         <w:spacing w:after="0"/>
         <w:jc w:val="center"/>
       </w:pPr>
-      <w:bookmarkStart w:id="46" w:name="_Toc221910902"/>
+      <w:bookmarkStart w:id="47" w:name="_Toc221910902"/>
+      <w:bookmarkStart w:id="48" w:name="_Toc227369627"/>
       <w:r>
         <w:t xml:space="preserve">Figure </w:t>
       </w:r>
-      <w:fldSimple w:instr=" SEQ Figure \* ARABIC ">
-        <w:r>
-          <w:rPr>
-            <w:noProof/>
-          </w:rPr>
-          <w:t>2</w:t>
-        </w:r>
-      </w:fldSimple>
+      <w:r>
+        <w:fldChar w:fldCharType="begin"/>
+      </w:r>
+      <w:r>
+        <w:instrText xml:space="preserve"> SEQ Figure \* ARABIC </w:instrText>
+      </w:r>
+      <w:r>
+        <w:fldChar w:fldCharType="separate"/>
+      </w:r>
+      <w:r>
+        <w:rPr>
+          <w:noProof/>
+        </w:rPr>
+        <w:t>2</w:t>
+      </w:r>
+      <w:r>
+        <w:rPr>
+          <w:noProof/>
+        </w:rPr>
+        <w:fldChar w:fldCharType="end"/>
+      </w:r>
       <w:r>
         <w:t>. Business Model Canvas Diagram for Peer Tutoring Platform</w:t>
       </w:r>
-      <w:bookmarkEnd w:id="46"/>
+      <w:bookmarkEnd w:id="47"/>
+      <w:bookmarkEnd w:id="48"/>
     </w:p>
     <w:p>
       <w:pPr>
@@ -6907,10 +7457,10 @@
           <w:bCs/>
         </w:rPr>
       </w:pPr>
-      <w:bookmarkStart w:id="47" w:name="_Toc211815896"/>
-      <w:bookmarkStart w:id="48" w:name="_Toc221911028"/>
-      <w:bookmarkStart w:id="49" w:name="_Toc225307515"/>
-      <w:bookmarkStart w:id="50" w:name="_Toc225310950"/>
+      <w:bookmarkStart w:id="49" w:name="_Toc211815896"/>
+      <w:bookmarkStart w:id="50" w:name="_Toc221911028"/>
+      <w:bookmarkStart w:id="51" w:name="_Toc225307515"/>
+      <w:bookmarkStart w:id="52" w:name="_Toc227369377"/>
       <w:r>
         <w:rPr>
           <w:rFonts w:ascii="Times New Roman" w:hAnsi="Times New Roman" w:cs="Times New Roman"/>
@@ -6920,10 +7470,10 @@
         </w:rPr>
         <w:t>Business Model Canvas Description</w:t>
       </w:r>
-      <w:bookmarkEnd w:id="47"/>
-      <w:bookmarkEnd w:id="48"/>
       <w:bookmarkEnd w:id="49"/>
       <w:bookmarkEnd w:id="50"/>
+      <w:bookmarkEnd w:id="51"/>
+      <w:bookmarkEnd w:id="52"/>
       <w:r>
         <w:rPr>
           <w:rFonts w:ascii="Times New Roman" w:hAnsi="Times New Roman" w:cs="Times New Roman"/>
@@ -6946,9 +7496,9 @@
       <w:r>
         <w:br/>
       </w:r>
-      <w:bookmarkStart w:id="51" w:name="_Toc211815897"/>
-      <w:bookmarkStart w:id="52" w:name="_Toc221911029"/>
-      <w:bookmarkStart w:id="53" w:name="_Toc225307516"/>
+      <w:bookmarkStart w:id="53" w:name="_Toc211815897"/>
+      <w:bookmarkStart w:id="54" w:name="_Toc221911029"/>
+      <w:bookmarkStart w:id="55" w:name="_Toc225307516"/>
       <w:r>
         <w:rPr>
           <w:rStyle w:val="Strong"/>
@@ -6959,9 +7509,9 @@
         </w:rPr>
         <w:t>Key Partners</w:t>
       </w:r>
-      <w:bookmarkEnd w:id="51"/>
-      <w:bookmarkEnd w:id="52"/>
       <w:bookmarkEnd w:id="53"/>
+      <w:bookmarkEnd w:id="54"/>
+      <w:bookmarkEnd w:id="55"/>
       <w:r>
         <w:rPr>
           <w:rStyle w:val="Strong"/>
@@ -6981,7 +7531,7 @@
         </w:numPr>
         <w:jc w:val="both"/>
       </w:pPr>
-      <w:bookmarkStart w:id="54" w:name="_Toc211815898"/>
+      <w:bookmarkStart w:id="56" w:name="_Toc211815898"/>
       <w:r>
         <w:rPr>
           <w:rStyle w:val="agcmg"/>
@@ -6989,21 +7539,12 @@
         </w:rPr>
         <w:t>Google OAuth</w:t>
       </w:r>
-    </w:p>
-    <w:p>
-      <w:pPr>
-        <w:numPr>
-          <w:ilvl w:val="0"/>
-          <w:numId w:val="26"/>
-        </w:numPr>
-        <w:jc w:val="both"/>
-      </w:pPr>
       <w:r>
         <w:rPr>
           <w:rStyle w:val="agcmg"/>
           <w:rFonts w:eastAsiaTheme="majorEastAsia"/>
         </w:rPr>
-        <w:t>Google Cloud</w:t>
+        <w:t xml:space="preserve"> 2.0*</w:t>
       </w:r>
     </w:p>
     <w:p>
@@ -7068,8 +7609,8 @@
           <w:szCs w:val="28"/>
         </w:rPr>
       </w:pPr>
-      <w:bookmarkStart w:id="55" w:name="_Toc221911030"/>
-      <w:bookmarkStart w:id="56" w:name="_Toc225307517"/>
+      <w:bookmarkStart w:id="57" w:name="_Toc221911030"/>
+      <w:bookmarkStart w:id="58" w:name="_Toc225307517"/>
       <w:r>
         <w:rPr>
           <w:rStyle w:val="Strong"/>
@@ -7080,9 +7621,9 @@
         </w:rPr>
         <w:t>Key Activities</w:t>
       </w:r>
-      <w:bookmarkEnd w:id="54"/>
-      <w:bookmarkEnd w:id="55"/>
       <w:bookmarkEnd w:id="56"/>
+      <w:bookmarkEnd w:id="57"/>
+      <w:bookmarkEnd w:id="58"/>
       <w:r>
         <w:rPr>
           <w:rStyle w:val="Strong"/>
@@ -7102,7 +7643,7 @@
         </w:numPr>
         <w:jc w:val="both"/>
       </w:pPr>
-      <w:bookmarkStart w:id="57" w:name="_Toc211815899"/>
+      <w:bookmarkStart w:id="59" w:name="_Toc211815899"/>
       <w:r>
         <w:rPr>
           <w:rStyle w:val="agcmg"/>
@@ -7177,8 +7718,8 @@
           <w:szCs w:val="28"/>
         </w:rPr>
       </w:pPr>
-      <w:bookmarkStart w:id="58" w:name="_Toc221911031"/>
-      <w:bookmarkStart w:id="59" w:name="_Toc225307518"/>
+      <w:bookmarkStart w:id="60" w:name="_Toc221911031"/>
+      <w:bookmarkStart w:id="61" w:name="_Toc225307518"/>
       <w:r>
         <w:rPr>
           <w:rStyle w:val="Strong"/>
@@ -7189,9 +7730,9 @@
         </w:rPr>
         <w:t>Key Resources</w:t>
       </w:r>
-      <w:bookmarkEnd w:id="57"/>
-      <w:bookmarkEnd w:id="58"/>
       <w:bookmarkEnd w:id="59"/>
+      <w:bookmarkEnd w:id="60"/>
+      <w:bookmarkEnd w:id="61"/>
       <w:r>
         <w:rPr>
           <w:rStyle w:val="Strong"/>
@@ -7214,19 +7755,122 @@
           <w:rStyle w:val="agcmg"/>
         </w:rPr>
       </w:pPr>
-      <w:bookmarkStart w:id="60" w:name="_Toc211815900"/>
+      <w:bookmarkStart w:id="62" w:name="_Toc211815900"/>
       <w:r>
         <w:rPr>
           <w:rStyle w:val="agcmg"/>
           <w:rFonts w:eastAsiaTheme="majorEastAsia"/>
         </w:rPr>
-        <w:t>Access to Google OAuth via API</w:t>
+        <w:t>Access to Google OAuth</w:t>
+      </w:r>
+      <w:r>
+        <w:rPr>
+          <w:rStyle w:val="agcmg"/>
+          <w:rFonts w:eastAsiaTheme="majorEastAsia"/>
+        </w:rPr>
+        <w:t xml:space="preserve"> 2.0</w:t>
+      </w:r>
+      <w:r>
+        <w:rPr>
+          <w:rStyle w:val="agcmg"/>
+          <w:rFonts w:eastAsiaTheme="majorEastAsia"/>
+        </w:rPr>
+        <w:t xml:space="preserve"> via API</w:t>
+      </w:r>
+      <w:r>
+        <w:rPr>
+          <w:rStyle w:val="agcmg"/>
+          <w:rFonts w:eastAsiaTheme="majorEastAsia"/>
+        </w:rPr>
+        <w:t>*</w:t>
       </w:r>
     </w:p>
     <w:p>
       <w:pPr>
+        <w:numPr>
+          <w:ilvl w:val="0"/>
+          <w:numId w:val="28"/>
+        </w:numPr>
         <w:jc w:val="both"/>
-      </w:pPr>
+        <w:rPr>
+          <w:rStyle w:val="agcmg"/>
+        </w:rPr>
+      </w:pPr>
+      <w:r>
+        <w:rPr>
+          <w:rStyle w:val="agcmg"/>
+        </w:rPr>
+        <w:t>Web platform and source code</w:t>
+      </w:r>
+    </w:p>
+    <w:p>
+      <w:pPr>
+        <w:numPr>
+          <w:ilvl w:val="0"/>
+          <w:numId w:val="28"/>
+        </w:numPr>
+        <w:jc w:val="both"/>
+        <w:rPr>
+          <w:rStyle w:val="agcmg"/>
+        </w:rPr>
+      </w:pPr>
+      <w:r>
+        <w:rPr>
+          <w:rStyle w:val="agcmg"/>
+        </w:rPr>
+        <w:t>MongoDB database</w:t>
+      </w:r>
+    </w:p>
+    <w:p>
+      <w:pPr>
+        <w:numPr>
+          <w:ilvl w:val="0"/>
+          <w:numId w:val="28"/>
+        </w:numPr>
+        <w:jc w:val="both"/>
+        <w:rPr>
+          <w:rStyle w:val="agcmg"/>
+        </w:rPr>
+      </w:pPr>
+      <w:r>
+        <w:rPr>
+          <w:rStyle w:val="agcmg"/>
+        </w:rPr>
+        <w:t>AWS hosting infrastructure</w:t>
+      </w:r>
+    </w:p>
+    <w:p>
+      <w:pPr>
+        <w:numPr>
+          <w:ilvl w:val="0"/>
+          <w:numId w:val="28"/>
+        </w:numPr>
+        <w:jc w:val="both"/>
+        <w:rPr>
+          <w:rStyle w:val="agcmg"/>
+        </w:rPr>
+      </w:pPr>
+      <w:r>
+        <w:rPr>
+          <w:rStyle w:val="agcmg"/>
+        </w:rPr>
+        <w:t>Developer and administrator time</w:t>
+      </w:r>
+    </w:p>
+    <w:p>
+      <w:pPr>
+        <w:numPr>
+          <w:ilvl w:val="0"/>
+          <w:numId w:val="28"/>
+        </w:numPr>
+        <w:jc w:val="both"/>
+      </w:pPr>
+      <w:r>
+        <w:rPr>
+          <w:rStyle w:val="agcmg"/>
+        </w:rPr>
+        <w:t>User community</w:t>
+      </w:r>
     </w:p>
     <w:p>
       <w:pPr>
@@ -7238,8 +7882,8 @@
           <w:szCs w:val="28"/>
         </w:rPr>
       </w:pPr>
-      <w:bookmarkStart w:id="61" w:name="_Toc221911032"/>
-      <w:bookmarkStart w:id="62" w:name="_Toc225307519"/>
+      <w:bookmarkStart w:id="63" w:name="_Toc221911032"/>
+      <w:bookmarkStart w:id="64" w:name="_Toc225307519"/>
       <w:r>
         <w:rPr>
           <w:rStyle w:val="Strong"/>
@@ -7250,9 +7894,9 @@
         </w:rPr>
         <w:t>Value Proposition</w:t>
       </w:r>
-      <w:bookmarkEnd w:id="60"/>
-      <w:bookmarkEnd w:id="61"/>
       <w:bookmarkEnd w:id="62"/>
+      <w:bookmarkEnd w:id="63"/>
+      <w:bookmarkEnd w:id="64"/>
       <w:r>
         <w:rPr>
           <w:rStyle w:val="Strong"/>
@@ -7272,12 +7916,13 @@
         </w:numPr>
         <w:jc w:val="both"/>
       </w:pPr>
-      <w:bookmarkStart w:id="63" w:name="_Toc211815901"/>
+      <w:bookmarkStart w:id="65" w:name="_Toc211815901"/>
       <w:r>
         <w:rPr>
           <w:rStyle w:val="agcmg"/>
           <w:rFonts w:eastAsiaTheme="majorEastAsia"/>
         </w:rPr>
+        <w:lastRenderedPageBreak/>
         <w:t xml:space="preserve">Facilitating instant </w:t>
       </w:r>
       <w:r>
@@ -7354,7 +7999,6 @@
           <w:rStyle w:val="agcmg"/>
           <w:rFonts w:eastAsiaTheme="majorEastAsia"/>
         </w:rPr>
-        <w:lastRenderedPageBreak/>
         <w:t xml:space="preserve">Volunteering </w:t>
       </w:r>
       <w:r>
@@ -7427,8 +8071,8 @@
           <w:szCs w:val="28"/>
         </w:rPr>
       </w:pPr>
-      <w:bookmarkStart w:id="64" w:name="_Toc221911033"/>
-      <w:bookmarkStart w:id="65" w:name="_Toc225307520"/>
+      <w:bookmarkStart w:id="66" w:name="_Toc221911033"/>
+      <w:bookmarkStart w:id="67" w:name="_Toc225307520"/>
       <w:r>
         <w:rPr>
           <w:rStyle w:val="Strong"/>
@@ -7439,9 +8083,9 @@
         </w:rPr>
         <w:t>Customer Relationships</w:t>
       </w:r>
-      <w:bookmarkEnd w:id="63"/>
-      <w:bookmarkEnd w:id="64"/>
       <w:bookmarkEnd w:id="65"/>
+      <w:bookmarkEnd w:id="66"/>
+      <w:bookmarkEnd w:id="67"/>
       <w:r>
         <w:rPr>
           <w:rStyle w:val="Strong"/>
@@ -7460,14 +8104,47 @@
           <w:numId w:val="30"/>
         </w:numPr>
         <w:jc w:val="both"/>
-      </w:pPr>
-      <w:bookmarkStart w:id="66" w:name="_Toc211815902"/>
+        <w:rPr>
+          <w:rStyle w:val="agcmg"/>
+        </w:rPr>
+      </w:pPr>
+      <w:bookmarkStart w:id="68" w:name="_Toc211815902"/>
       <w:r>
         <w:rPr>
           <w:rStyle w:val="agcmg"/>
           <w:rFonts w:eastAsiaTheme="majorEastAsia"/>
         </w:rPr>
-        <w:t>Peer Interaction</w:t>
+        <w:t xml:space="preserve">Peer </w:t>
+      </w:r>
+      <w:r>
+        <w:rPr>
+          <w:rStyle w:val="agcmg"/>
+          <w:rFonts w:eastAsiaTheme="majorEastAsia"/>
+        </w:rPr>
+        <w:t xml:space="preserve">to Peer </w:t>
+      </w:r>
+      <w:r>
+        <w:rPr>
+          <w:rStyle w:val="agcmg"/>
+          <w:rFonts w:eastAsiaTheme="majorEastAsia"/>
+        </w:rPr>
+        <w:t>Interaction</w:t>
+      </w:r>
+    </w:p>
+    <w:p>
+      <w:pPr>
+        <w:numPr>
+          <w:ilvl w:val="0"/>
+          <w:numId w:val="30"/>
+        </w:numPr>
+        <w:jc w:val="both"/>
+      </w:pPr>
+      <w:r>
+        <w:rPr>
+          <w:rStyle w:val="agcmg"/>
+          <w:rFonts w:eastAsiaTheme="majorEastAsia"/>
+        </w:rPr>
+        <w:t>Community support</w:t>
       </w:r>
     </w:p>
     <w:p>
@@ -7520,8 +8197,8 @@
           <w:szCs w:val="28"/>
         </w:rPr>
       </w:pPr>
-      <w:bookmarkStart w:id="67" w:name="_Toc221911034"/>
-      <w:bookmarkStart w:id="68" w:name="_Toc225307521"/>
+      <w:bookmarkStart w:id="69" w:name="_Toc221911034"/>
+      <w:bookmarkStart w:id="70" w:name="_Toc225307521"/>
       <w:r>
         <w:rPr>
           <w:rStyle w:val="Strong"/>
@@ -7532,9 +8209,9 @@
         </w:rPr>
         <w:t>Channels</w:t>
       </w:r>
-      <w:bookmarkEnd w:id="66"/>
-      <w:bookmarkEnd w:id="67"/>
       <w:bookmarkEnd w:id="68"/>
+      <w:bookmarkEnd w:id="69"/>
+      <w:bookmarkEnd w:id="70"/>
       <w:r>
         <w:rPr>
           <w:rStyle w:val="Strong"/>
@@ -7554,7 +8231,7 @@
         </w:numPr>
         <w:jc w:val="both"/>
       </w:pPr>
-      <w:bookmarkStart w:id="69" w:name="_Toc211815903"/>
+      <w:bookmarkStart w:id="71" w:name="_Toc211815903"/>
       <w:r>
         <w:rPr>
           <w:rStyle w:val="agcmg"/>
@@ -7670,8 +8347,8 @@
           <w:szCs w:val="28"/>
         </w:rPr>
       </w:pPr>
-      <w:bookmarkStart w:id="70" w:name="_Toc221911035"/>
-      <w:bookmarkStart w:id="71" w:name="_Toc225307522"/>
+      <w:bookmarkStart w:id="72" w:name="_Toc221911035"/>
+      <w:bookmarkStart w:id="73" w:name="_Toc225307522"/>
       <w:r>
         <w:rPr>
           <w:rStyle w:val="Strong"/>
@@ -7682,9 +8359,9 @@
         </w:rPr>
         <w:t>Customer Segments</w:t>
       </w:r>
-      <w:bookmarkEnd w:id="69"/>
-      <w:bookmarkEnd w:id="70"/>
       <w:bookmarkEnd w:id="71"/>
+      <w:bookmarkEnd w:id="72"/>
+      <w:bookmarkEnd w:id="73"/>
       <w:r>
         <w:rPr>
           <w:rStyle w:val="Strong"/>
@@ -7745,9 +8422,9 @@
           <w:szCs w:val="32"/>
         </w:rPr>
       </w:pPr>
-      <w:bookmarkStart w:id="72" w:name="_Toc211815904"/>
-      <w:bookmarkStart w:id="73" w:name="_Toc225307523"/>
-      <w:bookmarkStart w:id="74" w:name="_Toc225310951"/>
+      <w:bookmarkStart w:id="74" w:name="_Toc211815904"/>
+      <w:bookmarkStart w:id="75" w:name="_Toc225307523"/>
+      <w:bookmarkStart w:id="76" w:name="_Toc227369378"/>
       <w:r>
         <w:rPr>
           <w:rFonts w:ascii="Times New Roman" w:hAnsi="Times New Roman" w:cs="Times New Roman"/>
@@ -7759,9 +8436,9 @@
         </w:rPr>
         <w:t>Possible Risks</w:t>
       </w:r>
-      <w:bookmarkEnd w:id="72"/>
-      <w:bookmarkEnd w:id="73"/>
       <w:bookmarkEnd w:id="74"/>
+      <w:bookmarkEnd w:id="75"/>
+      <w:bookmarkEnd w:id="76"/>
     </w:p>
     <w:p>
       <w:pPr>
@@ -7806,8 +8483,8 @@
           <w:szCs w:val="32"/>
         </w:rPr>
       </w:pPr>
-      <w:bookmarkStart w:id="75" w:name="_Toc225307524"/>
-      <w:bookmarkStart w:id="76" w:name="_Toc225310952"/>
+      <w:bookmarkStart w:id="77" w:name="_Toc225307524"/>
+      <w:bookmarkStart w:id="78" w:name="_Toc227369379"/>
       <w:r>
         <w:rPr>
           <w:rFonts w:ascii="Times New Roman" w:hAnsi="Times New Roman" w:cs="Times New Roman"/>
@@ -7819,8 +8496,8 @@
         </w:rPr>
         <w:t>Technologies Stack</w:t>
       </w:r>
-      <w:bookmarkEnd w:id="75"/>
-      <w:bookmarkEnd w:id="76"/>
+      <w:bookmarkEnd w:id="77"/>
+      <w:bookmarkEnd w:id="78"/>
     </w:p>
     <w:p>
       <w:pPr>
@@ -7932,6 +8609,7 @@
         <w:jc w:val="both"/>
       </w:pPr>
       <w:r>
+        <w:lastRenderedPageBreak/>
         <w:t xml:space="preserve">MongoDB </w:t>
       </w:r>
     </w:p>
@@ -7978,8 +8656,10 @@
         <w:jc w:val="both"/>
       </w:pPr>
       <w:r>
-        <w:lastRenderedPageBreak/>
         <w:t>JSON Web Token (JWT)</w:t>
+      </w:r>
+      <w:r>
+        <w:t>*</w:t>
       </w:r>
     </w:p>
     <w:p>
@@ -8016,6 +8696,9 @@
       </w:r>
       <w:r>
         <w:t>io</w:t>
+      </w:r>
+      <w:r>
+        <w:t>*</w:t>
       </w:r>
     </w:p>
     <w:p>
@@ -8039,8 +8722,8 @@
           <w:szCs w:val="32"/>
         </w:rPr>
       </w:pPr>
-      <w:bookmarkStart w:id="77" w:name="_Toc225307525"/>
-      <w:bookmarkStart w:id="78" w:name="_Toc225310953"/>
+      <w:bookmarkStart w:id="79" w:name="_Toc225307525"/>
+      <w:bookmarkStart w:id="80" w:name="_Toc227369380"/>
       <w:r>
         <w:rPr>
           <w:rFonts w:ascii="Times New Roman" w:hAnsi="Times New Roman" w:cs="Times New Roman"/>
@@ -8052,8 +8735,8 @@
         </w:rPr>
         <w:t>Success Metrics</w:t>
       </w:r>
-      <w:bookmarkEnd w:id="77"/>
-      <w:bookmarkEnd w:id="78"/>
+      <w:bookmarkEnd w:id="79"/>
+      <w:bookmarkEnd w:id="80"/>
     </w:p>
     <w:p>
       <w:pPr>
@@ -8077,8 +8760,8 @@
           <w:bCs/>
         </w:rPr>
       </w:pPr>
-      <w:bookmarkStart w:id="79" w:name="_Toc221911039"/>
-      <w:bookmarkStart w:id="80" w:name="_Toc225307526"/>
+      <w:bookmarkStart w:id="81" w:name="_Toc221911039"/>
+      <w:bookmarkStart w:id="82" w:name="_Toc225307526"/>
       <w:r>
         <w:rPr>
           <w:rFonts w:ascii="Times New Roman" w:hAnsi="Times New Roman" w:cs="Times New Roman"/>
@@ -8088,7 +8771,7 @@
         </w:rPr>
         <w:t xml:space="preserve"> </w:t>
       </w:r>
-      <w:bookmarkStart w:id="81" w:name="_Toc225310954"/>
+      <w:bookmarkStart w:id="83" w:name="_Toc227369381"/>
       <w:r>
         <w:rPr>
           <w:rFonts w:ascii="Times New Roman" w:hAnsi="Times New Roman" w:cs="Times New Roman"/>
@@ -8098,9 +8781,9 @@
         </w:rPr>
         <w:t>Functional Metrics</w:t>
       </w:r>
-      <w:bookmarkEnd w:id="79"/>
-      <w:bookmarkEnd w:id="80"/>
       <w:bookmarkEnd w:id="81"/>
+      <w:bookmarkEnd w:id="82"/>
+      <w:bookmarkEnd w:id="83"/>
     </w:p>
     <w:p>
       <w:pPr>
@@ -8324,9 +9007,9 @@
           <w:color w:val="000000" w:themeColor="text1"/>
         </w:rPr>
       </w:pPr>
-      <w:bookmarkStart w:id="82" w:name="_Toc221911040"/>
-      <w:bookmarkStart w:id="83" w:name="_Toc225307527"/>
-      <w:bookmarkStart w:id="84" w:name="_Toc225310955"/>
+      <w:bookmarkStart w:id="84" w:name="_Toc221911040"/>
+      <w:bookmarkStart w:id="85" w:name="_Toc225307527"/>
+      <w:bookmarkStart w:id="86" w:name="_Toc227369382"/>
       <w:r>
         <w:rPr>
           <w:rFonts w:ascii="Times New Roman" w:hAnsi="Times New Roman" w:cs="Times New Roman"/>
@@ -8336,9 +9019,9 @@
         </w:rPr>
         <w:t>Non-Functional Metrics</w:t>
       </w:r>
-      <w:bookmarkEnd w:id="82"/>
-      <w:bookmarkEnd w:id="83"/>
       <w:bookmarkEnd w:id="84"/>
+      <w:bookmarkEnd w:id="85"/>
+      <w:bookmarkEnd w:id="86"/>
     </w:p>
     <w:p>
       <w:pPr>
@@ -8588,6 +9271,7 @@
           <w:sz w:val="28"/>
           <w:szCs w:val="28"/>
         </w:rPr>
+        <w:lastRenderedPageBreak/>
         <w:t>Performance</w:t>
       </w:r>
       <w:r>
@@ -8652,7 +9336,6 @@
           <w:sz w:val="28"/>
           <w:szCs w:val="28"/>
         </w:rPr>
-        <w:lastRenderedPageBreak/>
         <w:t>Compatibility</w:t>
       </w:r>
       <w:r>
@@ -8722,8 +9405,8 @@
           <w:szCs w:val="32"/>
         </w:rPr>
       </w:pPr>
-      <w:bookmarkStart w:id="85" w:name="_Toc225307528"/>
-      <w:bookmarkStart w:id="86" w:name="_Toc225310956"/>
+      <w:bookmarkStart w:id="87" w:name="_Toc225307528"/>
+      <w:bookmarkStart w:id="88" w:name="_Toc227369383"/>
       <w:r>
         <w:rPr>
           <w:rFonts w:ascii="Times New Roman" w:hAnsi="Times New Roman" w:cs="Times New Roman"/>
@@ -8735,8 +9418,8 @@
         </w:rPr>
         <w:t>Timeline</w:t>
       </w:r>
-      <w:bookmarkEnd w:id="85"/>
-      <w:bookmarkEnd w:id="86"/>
+      <w:bookmarkEnd w:id="87"/>
+      <w:bookmarkEnd w:id="88"/>
     </w:p>
     <w:p>
       <w:pPr>
@@ -8769,9 +9452,9 @@
           <w:color w:val="000000" w:themeColor="text1"/>
         </w:rPr>
       </w:pPr>
-      <w:bookmarkStart w:id="87" w:name="_Toc221911042"/>
-      <w:bookmarkStart w:id="88" w:name="_Toc225307529"/>
-      <w:bookmarkStart w:id="89" w:name="_Toc225310957"/>
+      <w:bookmarkStart w:id="89" w:name="_Toc221911042"/>
+      <w:bookmarkStart w:id="90" w:name="_Toc225307529"/>
+      <w:bookmarkStart w:id="91" w:name="_Toc227369384"/>
       <w:r>
         <w:rPr>
           <w:rFonts w:ascii="Times New Roman" w:hAnsi="Times New Roman" w:cs="Times New Roman"/>
@@ -8781,9 +9464,9 @@
         </w:rPr>
         <w:t>Timeline Table</w:t>
       </w:r>
-      <w:bookmarkEnd w:id="87"/>
-      <w:bookmarkEnd w:id="88"/>
       <w:bookmarkEnd w:id="89"/>
+      <w:bookmarkEnd w:id="90"/>
+      <w:bookmarkEnd w:id="91"/>
     </w:p>
     <w:p>
       <w:pPr>
@@ -12033,7 +12716,7 @@
               <w:jc w:val="both"/>
             </w:pPr>
             <w:r>
-              <w:t>View Leaderboard Use Case</w:t>
+              <w:t>Search Users</w:t>
             </w:r>
           </w:p>
         </w:tc>
@@ -12055,9 +12738,6 @@
           <w:p>
             <w:pPr>
               <w:jc w:val="both"/>
-              <w:rPr>
-                <w:highlight w:val="green"/>
-              </w:rPr>
             </w:pPr>
           </w:p>
         </w:tc>
@@ -12069,9 +12749,6 @@
           <w:p>
             <w:pPr>
               <w:jc w:val="both"/>
-              <w:rPr>
-                <w:highlight w:val="green"/>
-              </w:rPr>
             </w:pPr>
           </w:p>
         </w:tc>
@@ -12083,9 +12760,6 @@
           <w:p>
             <w:pPr>
               <w:jc w:val="both"/>
-              <w:rPr>
-                <w:highlight w:val="green"/>
-              </w:rPr>
             </w:pPr>
           </w:p>
         </w:tc>
@@ -12097,9 +12771,6 @@
           <w:p>
             <w:pPr>
               <w:jc w:val="both"/>
-              <w:rPr>
-                <w:highlight w:val="green"/>
-              </w:rPr>
             </w:pPr>
           </w:p>
         </w:tc>
@@ -12111,9 +12782,6 @@
           <w:p>
             <w:pPr>
               <w:jc w:val="both"/>
-              <w:rPr>
-                <w:highlight w:val="green"/>
-              </w:rPr>
             </w:pPr>
           </w:p>
         </w:tc>
@@ -12125,9 +12793,6 @@
           <w:p>
             <w:pPr>
               <w:jc w:val="both"/>
-              <w:rPr>
-                <w:highlight w:val="green"/>
-              </w:rPr>
             </w:pPr>
           </w:p>
         </w:tc>
@@ -12139,9 +12804,6 @@
           <w:p>
             <w:pPr>
               <w:jc w:val="both"/>
-              <w:rPr>
-                <w:highlight w:val="green"/>
-              </w:rPr>
             </w:pPr>
           </w:p>
         </w:tc>
@@ -12153,9 +12815,6 @@
           <w:p>
             <w:pPr>
               <w:jc w:val="both"/>
-              <w:rPr>
-                <w:highlight w:val="green"/>
-              </w:rPr>
             </w:pPr>
           </w:p>
         </w:tc>
@@ -12167,9 +12826,6 @@
           <w:p>
             <w:pPr>
               <w:jc w:val="both"/>
-              <w:rPr>
-                <w:highlight w:val="green"/>
-              </w:rPr>
             </w:pPr>
           </w:p>
         </w:tc>
@@ -12181,9 +12837,6 @@
           <w:p>
             <w:pPr>
               <w:jc w:val="both"/>
-              <w:rPr>
-                <w:highlight w:val="green"/>
-              </w:rPr>
             </w:pPr>
           </w:p>
         </w:tc>
@@ -12195,9 +12848,6 @@
           <w:p>
             <w:pPr>
               <w:jc w:val="both"/>
-              <w:rPr>
-                <w:highlight w:val="green"/>
-              </w:rPr>
             </w:pPr>
           </w:p>
         </w:tc>
@@ -12209,9 +12859,6 @@
           <w:p>
             <w:pPr>
               <w:jc w:val="both"/>
-              <w:rPr>
-                <w:highlight w:val="green"/>
-              </w:rPr>
             </w:pPr>
           </w:p>
         </w:tc>
@@ -12223,9 +12870,6 @@
           <w:p>
             <w:pPr>
               <w:jc w:val="both"/>
-              <w:rPr>
-                <w:highlight w:val="green"/>
-              </w:rPr>
             </w:pPr>
           </w:p>
         </w:tc>
@@ -12237,9 +12881,6 @@
           <w:p>
             <w:pPr>
               <w:jc w:val="both"/>
-              <w:rPr>
-                <w:highlight w:val="green"/>
-              </w:rPr>
             </w:pPr>
           </w:p>
         </w:tc>
@@ -12251,9 +12892,6 @@
           <w:p>
             <w:pPr>
               <w:jc w:val="both"/>
-              <w:rPr>
-                <w:highlight w:val="green"/>
-              </w:rPr>
             </w:pPr>
           </w:p>
         </w:tc>
@@ -12265,9 +12903,6 @@
           <w:p>
             <w:pPr>
               <w:jc w:val="both"/>
-              <w:rPr>
-                <w:highlight w:val="green"/>
-              </w:rPr>
             </w:pPr>
           </w:p>
         </w:tc>
@@ -12279,107 +12914,76 @@
           <w:p>
             <w:pPr>
               <w:jc w:val="both"/>
-              <w:rPr>
-                <w:highlight w:val="green"/>
-              </w:rPr>
             </w:pPr>
           </w:p>
         </w:tc>
         <w:tc>
           <w:tcPr>
             <w:tcW w:w="300" w:type="dxa"/>
-            <w:shd w:val="clear" w:color="auto" w:fill="4EA72E" w:themeFill="accent6"/>
-          </w:tcPr>
-          <w:p>
-            <w:pPr>
-              <w:jc w:val="both"/>
-              <w:rPr>
-                <w:highlight w:val="green"/>
-              </w:rPr>
+          </w:tcPr>
+          <w:p>
+            <w:pPr>
+              <w:jc w:val="both"/>
             </w:pPr>
           </w:p>
         </w:tc>
         <w:tc>
           <w:tcPr>
             <w:tcW w:w="309" w:type="dxa"/>
-            <w:shd w:val="clear" w:color="auto" w:fill="4EA72E" w:themeFill="accent6"/>
-          </w:tcPr>
-          <w:p>
-            <w:pPr>
-              <w:jc w:val="both"/>
-              <w:rPr>
-                <w:highlight w:val="green"/>
-              </w:rPr>
+          </w:tcPr>
+          <w:p>
+            <w:pPr>
+              <w:jc w:val="both"/>
             </w:pPr>
           </w:p>
         </w:tc>
         <w:tc>
           <w:tcPr>
             <w:tcW w:w="255" w:type="dxa"/>
-            <w:shd w:val="clear" w:color="auto" w:fill="4EA72E" w:themeFill="accent6"/>
-          </w:tcPr>
-          <w:p>
-            <w:pPr>
-              <w:jc w:val="both"/>
-              <w:rPr>
-                <w:highlight w:val="green"/>
-              </w:rPr>
+          </w:tcPr>
+          <w:p>
+            <w:pPr>
+              <w:jc w:val="both"/>
             </w:pPr>
           </w:p>
         </w:tc>
         <w:tc>
           <w:tcPr>
             <w:tcW w:w="312" w:type="dxa"/>
-            <w:shd w:val="clear" w:color="auto" w:fill="4EA72E" w:themeFill="accent6"/>
-          </w:tcPr>
-          <w:p>
-            <w:pPr>
-              <w:jc w:val="both"/>
-              <w:rPr>
-                <w:highlight w:val="green"/>
-              </w:rPr>
+          </w:tcPr>
+          <w:p>
+            <w:pPr>
+              <w:jc w:val="both"/>
             </w:pPr>
           </w:p>
         </w:tc>
         <w:tc>
           <w:tcPr>
             <w:tcW w:w="288" w:type="dxa"/>
-            <w:shd w:val="clear" w:color="auto" w:fill="4EA72E" w:themeFill="accent6"/>
-          </w:tcPr>
-          <w:p>
-            <w:pPr>
-              <w:jc w:val="both"/>
-              <w:rPr>
-                <w:highlight w:val="green"/>
-              </w:rPr>
+          </w:tcPr>
+          <w:p>
+            <w:pPr>
+              <w:jc w:val="both"/>
             </w:pPr>
           </w:p>
         </w:tc>
         <w:tc>
           <w:tcPr>
             <w:tcW w:w="279" w:type="dxa"/>
-            <w:shd w:val="clear" w:color="auto" w:fill="4EA72E" w:themeFill="accent6"/>
-          </w:tcPr>
-          <w:p>
-            <w:pPr>
-              <w:jc w:val="both"/>
-              <w:rPr>
-                <w:highlight w:val="green"/>
-              </w:rPr>
+          </w:tcPr>
+          <w:p>
+            <w:pPr>
+              <w:jc w:val="both"/>
             </w:pPr>
           </w:p>
         </w:tc>
         <w:tc>
           <w:tcPr>
             <w:tcW w:w="285" w:type="dxa"/>
-            <w:shd w:val="clear" w:color="auto" w:fill="4EA72E" w:themeFill="accent6"/>
-          </w:tcPr>
-          <w:p>
-            <w:pPr>
-              <w:jc w:val="both"/>
-              <w:rPr>
-                <w:highlight w:val="green"/>
-              </w:rPr>
+          </w:tcPr>
+          <w:p>
+            <w:pPr>
+              <w:jc w:val="both"/>
             </w:pPr>
           </w:p>
         </w:tc>
@@ -12424,327 +13028,7 @@
               <w:jc w:val="both"/>
             </w:pPr>
             <w:r>
-              <w:t>Search Users</w:t>
-            </w:r>
-          </w:p>
-        </w:tc>
-        <w:tc>
-          <w:tcPr>
-            <w:tcW w:w="328" w:type="dxa"/>
-          </w:tcPr>
-          <w:p>
-            <w:pPr>
-              <w:jc w:val="both"/>
-            </w:pPr>
-          </w:p>
-        </w:tc>
-        <w:tc>
-          <w:tcPr>
-            <w:tcW w:w="283" w:type="dxa"/>
-            <w:shd w:val="clear" w:color="auto" w:fill="4EA72E" w:themeFill="accent6"/>
-          </w:tcPr>
-          <w:p>
-            <w:pPr>
-              <w:jc w:val="both"/>
-            </w:pPr>
-          </w:p>
-        </w:tc>
-        <w:tc>
-          <w:tcPr>
-            <w:tcW w:w="284" w:type="dxa"/>
-            <w:shd w:val="clear" w:color="auto" w:fill="4EA72E" w:themeFill="accent6"/>
-          </w:tcPr>
-          <w:p>
-            <w:pPr>
-              <w:jc w:val="both"/>
-            </w:pPr>
-          </w:p>
-        </w:tc>
-        <w:tc>
-          <w:tcPr>
-            <w:tcW w:w="283" w:type="dxa"/>
-            <w:shd w:val="clear" w:color="auto" w:fill="4EA72E" w:themeFill="accent6"/>
-          </w:tcPr>
-          <w:p>
-            <w:pPr>
-              <w:jc w:val="both"/>
-            </w:pPr>
-          </w:p>
-        </w:tc>
-        <w:tc>
-          <w:tcPr>
-            <w:tcW w:w="270" w:type="dxa"/>
-            <w:shd w:val="clear" w:color="auto" w:fill="4EA72E" w:themeFill="accent6"/>
-          </w:tcPr>
-          <w:p>
-            <w:pPr>
-              <w:jc w:val="both"/>
-            </w:pPr>
-          </w:p>
-        </w:tc>
-        <w:tc>
-          <w:tcPr>
-            <w:tcW w:w="297" w:type="dxa"/>
-            <w:shd w:val="clear" w:color="auto" w:fill="4EA72E" w:themeFill="accent6"/>
-          </w:tcPr>
-          <w:p>
-            <w:pPr>
-              <w:jc w:val="both"/>
-            </w:pPr>
-          </w:p>
-        </w:tc>
-        <w:tc>
-          <w:tcPr>
-            <w:tcW w:w="284" w:type="dxa"/>
-            <w:shd w:val="clear" w:color="auto" w:fill="4EA72E" w:themeFill="accent6"/>
-          </w:tcPr>
-          <w:p>
-            <w:pPr>
-              <w:jc w:val="both"/>
-            </w:pPr>
-          </w:p>
-        </w:tc>
-        <w:tc>
-          <w:tcPr>
-            <w:tcW w:w="283" w:type="dxa"/>
-            <w:shd w:val="clear" w:color="auto" w:fill="4EA72E" w:themeFill="accent6"/>
-          </w:tcPr>
-          <w:p>
-            <w:pPr>
-              <w:jc w:val="both"/>
-            </w:pPr>
-          </w:p>
-        </w:tc>
-        <w:tc>
-          <w:tcPr>
-            <w:tcW w:w="270" w:type="dxa"/>
-            <w:shd w:val="clear" w:color="auto" w:fill="4EA72E" w:themeFill="accent6"/>
-          </w:tcPr>
-          <w:p>
-            <w:pPr>
-              <w:jc w:val="both"/>
-            </w:pPr>
-          </w:p>
-        </w:tc>
-        <w:tc>
-          <w:tcPr>
-            <w:tcW w:w="285" w:type="dxa"/>
-            <w:shd w:val="clear" w:color="auto" w:fill="4EA72E" w:themeFill="accent6"/>
-          </w:tcPr>
-          <w:p>
-            <w:pPr>
-              <w:jc w:val="both"/>
-            </w:pPr>
-          </w:p>
-        </w:tc>
-        <w:tc>
-          <w:tcPr>
-            <w:tcW w:w="285" w:type="dxa"/>
-            <w:shd w:val="clear" w:color="auto" w:fill="4EA72E" w:themeFill="accent6"/>
-          </w:tcPr>
-          <w:p>
-            <w:pPr>
-              <w:jc w:val="both"/>
-            </w:pPr>
-          </w:p>
-        </w:tc>
-        <w:tc>
-          <w:tcPr>
-            <w:tcW w:w="294" w:type="dxa"/>
-            <w:shd w:val="clear" w:color="auto" w:fill="4EA72E" w:themeFill="accent6"/>
-          </w:tcPr>
-          <w:p>
-            <w:pPr>
-              <w:jc w:val="both"/>
-            </w:pPr>
-          </w:p>
-        </w:tc>
-        <w:tc>
-          <w:tcPr>
-            <w:tcW w:w="270" w:type="dxa"/>
-            <w:shd w:val="clear" w:color="auto" w:fill="4EA72E" w:themeFill="accent6"/>
-          </w:tcPr>
-          <w:p>
-            <w:pPr>
-              <w:jc w:val="both"/>
-            </w:pPr>
-          </w:p>
-        </w:tc>
-        <w:tc>
-          <w:tcPr>
-            <w:tcW w:w="315" w:type="dxa"/>
-            <w:shd w:val="clear" w:color="auto" w:fill="4EA72E" w:themeFill="accent6"/>
-          </w:tcPr>
-          <w:p>
-            <w:pPr>
-              <w:jc w:val="both"/>
-            </w:pPr>
-          </w:p>
-        </w:tc>
-        <w:tc>
-          <w:tcPr>
-            <w:tcW w:w="285" w:type="dxa"/>
-            <w:shd w:val="clear" w:color="auto" w:fill="4EA72E" w:themeFill="accent6"/>
-          </w:tcPr>
-          <w:p>
-            <w:pPr>
-              <w:jc w:val="both"/>
-            </w:pPr>
-          </w:p>
-        </w:tc>
-        <w:tc>
-          <w:tcPr>
-            <w:tcW w:w="264" w:type="dxa"/>
-            <w:shd w:val="clear" w:color="auto" w:fill="4EA72E" w:themeFill="accent6"/>
-          </w:tcPr>
-          <w:p>
-            <w:pPr>
-              <w:jc w:val="both"/>
-            </w:pPr>
-          </w:p>
-        </w:tc>
-        <w:tc>
-          <w:tcPr>
-            <w:tcW w:w="240" w:type="dxa"/>
-            <w:shd w:val="clear" w:color="auto" w:fill="4EA72E" w:themeFill="accent6"/>
-          </w:tcPr>
-          <w:p>
-            <w:pPr>
-              <w:jc w:val="both"/>
-            </w:pPr>
-          </w:p>
-        </w:tc>
-        <w:tc>
-          <w:tcPr>
-            <w:tcW w:w="285" w:type="dxa"/>
-            <w:shd w:val="clear" w:color="auto" w:fill="4EA72E" w:themeFill="accent6"/>
-          </w:tcPr>
-          <w:p>
-            <w:pPr>
-              <w:jc w:val="both"/>
-            </w:pPr>
-          </w:p>
-        </w:tc>
-        <w:tc>
-          <w:tcPr>
-            <w:tcW w:w="300" w:type="dxa"/>
-          </w:tcPr>
-          <w:p>
-            <w:pPr>
-              <w:jc w:val="both"/>
-            </w:pPr>
-          </w:p>
-        </w:tc>
-        <w:tc>
-          <w:tcPr>
-            <w:tcW w:w="309" w:type="dxa"/>
-          </w:tcPr>
-          <w:p>
-            <w:pPr>
-              <w:jc w:val="both"/>
-            </w:pPr>
-          </w:p>
-        </w:tc>
-        <w:tc>
-          <w:tcPr>
-            <w:tcW w:w="255" w:type="dxa"/>
-          </w:tcPr>
-          <w:p>
-            <w:pPr>
-              <w:jc w:val="both"/>
-            </w:pPr>
-          </w:p>
-        </w:tc>
-        <w:tc>
-          <w:tcPr>
-            <w:tcW w:w="312" w:type="dxa"/>
-          </w:tcPr>
-          <w:p>
-            <w:pPr>
-              <w:jc w:val="both"/>
-            </w:pPr>
-          </w:p>
-        </w:tc>
-        <w:tc>
-          <w:tcPr>
-            <w:tcW w:w="288" w:type="dxa"/>
-          </w:tcPr>
-          <w:p>
-            <w:pPr>
-              <w:jc w:val="both"/>
-            </w:pPr>
-          </w:p>
-        </w:tc>
-        <w:tc>
-          <w:tcPr>
-            <w:tcW w:w="279" w:type="dxa"/>
-          </w:tcPr>
-          <w:p>
-            <w:pPr>
-              <w:jc w:val="both"/>
-            </w:pPr>
-          </w:p>
-        </w:tc>
-        <w:tc>
-          <w:tcPr>
-            <w:tcW w:w="285" w:type="dxa"/>
-          </w:tcPr>
-          <w:p>
-            <w:pPr>
-              <w:jc w:val="both"/>
-            </w:pPr>
-          </w:p>
-        </w:tc>
-        <w:tc>
-          <w:tcPr>
-            <w:tcW w:w="300" w:type="dxa"/>
-          </w:tcPr>
-          <w:p>
-            <w:pPr>
-              <w:jc w:val="both"/>
-            </w:pPr>
-          </w:p>
-        </w:tc>
-        <w:tc>
-          <w:tcPr>
-            <w:tcW w:w="270" w:type="dxa"/>
-          </w:tcPr>
-          <w:p>
-            <w:pPr>
-              <w:jc w:val="both"/>
-            </w:pPr>
-          </w:p>
-        </w:tc>
-        <w:tc>
-          <w:tcPr>
-            <w:tcW w:w="279" w:type="dxa"/>
-          </w:tcPr>
-          <w:p>
-            <w:pPr>
-              <w:jc w:val="both"/>
-            </w:pPr>
-          </w:p>
-        </w:tc>
-      </w:tr>
-      <w:tr>
-        <w:tc>
-          <w:tcPr>
-            <w:tcW w:w="2224" w:type="dxa"/>
-          </w:tcPr>
-          <w:p>
-            <w:pPr>
-              <w:jc w:val="both"/>
-            </w:pPr>
-            <w:r>
-              <w:t>Login/</w:t>
-            </w:r>
-            <w:proofErr w:type="spellStart"/>
-            <w:r>
-              <w:t>SignUp</w:t>
-            </w:r>
-            <w:proofErr w:type="spellEnd"/>
-            <w:r>
-              <w:t xml:space="preserve"> Use Cases</w:t>
+              <w:t>Login/SignUp Use Cases</w:t>
             </w:r>
           </w:p>
         </w:tc>
@@ -14409,22 +14693,37 @@
         <w:spacing w:after="0"/>
         <w:jc w:val="center"/>
       </w:pPr>
-      <w:bookmarkStart w:id="90" w:name="_Toc221910903"/>
+      <w:bookmarkStart w:id="92" w:name="_Toc221910903"/>
+      <w:bookmarkStart w:id="93" w:name="_Toc227369628"/>
       <w:r>
         <w:t xml:space="preserve">Figure </w:t>
       </w:r>
-      <w:fldSimple w:instr=" SEQ Figure \* ARABIC ">
-        <w:r>
-          <w:rPr>
-            <w:noProof/>
-          </w:rPr>
-          <w:t>3</w:t>
-        </w:r>
-      </w:fldSimple>
+      <w:r>
+        <w:fldChar w:fldCharType="begin"/>
+      </w:r>
+      <w:r>
+        <w:instrText xml:space="preserve"> SEQ Figure \* ARABIC </w:instrText>
+      </w:r>
+      <w:r>
+        <w:fldChar w:fldCharType="separate"/>
+      </w:r>
+      <w:r>
+        <w:rPr>
+          <w:noProof/>
+        </w:rPr>
+        <w:t>3</w:t>
+      </w:r>
+      <w:r>
+        <w:rPr>
+          <w:noProof/>
+        </w:rPr>
+        <w:fldChar w:fldCharType="end"/>
+      </w:r>
       <w:r>
         <w:t>. Project Timeline Table</w:t>
       </w:r>
-      <w:bookmarkEnd w:id="90"/>
+      <w:bookmarkEnd w:id="92"/>
+      <w:bookmarkEnd w:id="93"/>
     </w:p>
     <w:p>
       <w:pPr>
@@ -14444,8 +14743,8 @@
           <w:szCs w:val="32"/>
         </w:rPr>
       </w:pPr>
-      <w:bookmarkStart w:id="91" w:name="_Toc225307530"/>
-      <w:bookmarkStart w:id="92" w:name="_Toc225310958"/>
+      <w:bookmarkStart w:id="94" w:name="_Toc225307530"/>
+      <w:bookmarkStart w:id="95" w:name="_Toc227369385"/>
       <w:r>
         <w:rPr>
           <w:rFonts w:ascii="Times New Roman" w:hAnsi="Times New Roman" w:cs="Times New Roman"/>
@@ -14457,8 +14756,8 @@
         </w:rPr>
         <w:t>Inspiration</w:t>
       </w:r>
-      <w:bookmarkEnd w:id="91"/>
-      <w:bookmarkEnd w:id="92"/>
+      <w:bookmarkEnd w:id="94"/>
+      <w:bookmarkEnd w:id="95"/>
     </w:p>
     <w:p>
       <w:pPr>
@@ -14524,7 +14823,11 @@
         <w:t xml:space="preserve">public, which overall may lead to </w:t>
       </w:r>
       <w:r>
-        <w:t>lack of confidence and poor performance at school. This platform was also encouraged by other systems like Piazza</w:t>
+        <w:t xml:space="preserve">lack of confidence and poor performance at school. This platform was also encouraged by </w:t>
+      </w:r>
+      <w:r>
+        <w:lastRenderedPageBreak/>
+        <w:t>other systems like Piazza</w:t>
       </w:r>
       <w:r>
         <w:t xml:space="preserve"> (n.d.)</w:t>
@@ -14542,42 +14845,20 @@
         <w:t xml:space="preserve"> (n.d.)</w:t>
       </w:r>
       <w:r>
-        <w:t xml:space="preserve">, which will be linked with the appropriate tutor </w:t>
-      </w:r>
-      <w:r>
-        <w:lastRenderedPageBreak/>
-        <w:t xml:space="preserve">depending on the needs of the learners. When these concepts are </w:t>
+        <w:t xml:space="preserve">, which will be linked with the appropriate tutor depending on the needs of the learners. When these concepts are </w:t>
       </w:r>
       <w:r>
         <w:t>realized</w:t>
       </w:r>
       <w:r>
-        <w:t xml:space="preserve"> into a peer tutoring system that targets universities, students may post questions and receive knowledgeable peers within a short period of time and </w:t>
-      </w:r>
-      <w:proofErr w:type="spellStart"/>
-      <w:r>
-        <w:t>organise</w:t>
-      </w:r>
-      <w:proofErr w:type="spellEnd"/>
-      <w:r>
-        <w:t xml:space="preserve"> their support by messaging and scheduling. Consequently, academic assistance is made more accessible, there is less response </w:t>
-      </w:r>
-      <w:proofErr w:type="gramStart"/>
-      <w:r>
-        <w:t>time</w:t>
-      </w:r>
-      <w:proofErr w:type="gramEnd"/>
+        <w:t xml:space="preserve"> into a peer tutoring system that targets universities, students may post questions and receive knowledgeable peers within a short period of time and organise their support by messaging and scheduling. Consequently, academic assistance is made more accessible, there is less response time</w:t>
+      </w:r>
       <w:r>
         <w:t xml:space="preserve"> </w:t>
       </w:r>
       <w:r>
-        <w:t xml:space="preserve">and the students are motivated to adopt positive help-seeking </w:t>
-      </w:r>
-      <w:proofErr w:type="spellStart"/>
-      <w:r>
-        <w:t>behaviour</w:t>
-      </w:r>
-      <w:proofErr w:type="spellEnd"/>
+        <w:t>and the students are motivated to adopt positive help-seeking behaviour</w:t>
+      </w:r>
       <w:r>
         <w:t xml:space="preserve"> </w:t>
       </w:r>
@@ -14625,8 +14906,8 @@
           <w:szCs w:val="32"/>
         </w:rPr>
       </w:pPr>
-      <w:bookmarkStart w:id="93" w:name="_Toc225307531"/>
-      <w:bookmarkStart w:id="94" w:name="_Toc225310959"/>
+      <w:bookmarkStart w:id="96" w:name="_Toc225307531"/>
+      <w:bookmarkStart w:id="97" w:name="_Toc227369386"/>
       <w:r>
         <w:rPr>
           <w:rFonts w:ascii="Times New Roman" w:hAnsi="Times New Roman" w:cs="Times New Roman"/>
@@ -14638,8 +14919,8 @@
         </w:rPr>
         <w:t>Reference List</w:t>
       </w:r>
-      <w:bookmarkEnd w:id="93"/>
-      <w:bookmarkEnd w:id="94"/>
+      <w:bookmarkEnd w:id="96"/>
+      <w:bookmarkEnd w:id="97"/>
     </w:p>
     <w:p>
       <w:pPr>
@@ -14672,13 +14953,8 @@
         <w:spacing w:before="0" w:beforeAutospacing="0" w:after="0" w:afterAutospacing="0"/>
         <w:jc w:val="both"/>
       </w:pPr>
-      <w:proofErr w:type="spellStart"/>
-      <w:r>
-        <w:t>Bursuck</w:t>
-      </w:r>
-      <w:proofErr w:type="spellEnd"/>
-      <w:r>
-        <w:t xml:space="preserve">, W.D. and Jayanthi, M. (1993). Academic and behavioral problems of students with learning disabilities. </w:t>
+      <w:r>
+        <w:t xml:space="preserve">Bursuck, W.D. and Jayanthi, M. (1993). Academic and behavioral problems of students with learning disabilities. </w:t>
       </w:r>
       <w:r>
         <w:rPr>
@@ -14737,13 +15013,8 @@
         <w:spacing w:before="0" w:beforeAutospacing="0" w:after="0" w:afterAutospacing="0"/>
         <w:jc w:val="both"/>
       </w:pPr>
-      <w:proofErr w:type="spellStart"/>
-      <w:r>
-        <w:t>Goodlad</w:t>
-      </w:r>
-      <w:proofErr w:type="spellEnd"/>
-      <w:r>
-        <w:t xml:space="preserve">, S. and Hirst, B. (1990). </w:t>
+      <w:r>
+        <w:t xml:space="preserve">Goodlad, S. and Hirst, B. (1990). </w:t>
       </w:r>
       <w:r>
         <w:rPr>
@@ -14830,13 +15101,8 @@
         <w:spacing w:before="0" w:beforeAutospacing="0" w:after="0" w:afterAutospacing="0"/>
         <w:jc w:val="both"/>
       </w:pPr>
-      <w:proofErr w:type="spellStart"/>
-      <w:r>
-        <w:t>Karabenick</w:t>
-      </w:r>
-      <w:proofErr w:type="spellEnd"/>
-      <w:r>
-        <w:t xml:space="preserve">, S.A. (2003). Seeking help in large college classes: A person-centered approach. </w:t>
+      <w:r>
+        <w:t xml:space="preserve">Karabenick, S.A. (2003). Seeking help in large college classes: A person-centered approach. </w:t>
       </w:r>
       <w:r>
         <w:rPr>
@@ -14896,15 +15162,7 @@
         <w:jc w:val="both"/>
       </w:pPr>
       <w:r>
-        <w:t xml:space="preserve">Piazza. (n.d.). Piazza: A </w:t>
-      </w:r>
-      <w:proofErr w:type="gramStart"/>
-      <w:r>
-        <w:t>question and answer</w:t>
-      </w:r>
-      <w:proofErr w:type="gramEnd"/>
-      <w:r>
-        <w:t xml:space="preserve"> platform for education. [online] Available: https://piazza.com [accessed 13 February 2026].</w:t>
+        <w:t>Piazza. (n.d.). Piazza: A question and answer platform for education. [online] Available: https://piazza.com [accessed 13 February 2026].</w:t>
       </w:r>
     </w:p>
     <w:p>
@@ -14913,13 +15171,8 @@
         <w:spacing w:before="0" w:beforeAutospacing="0" w:after="0" w:afterAutospacing="0"/>
         <w:jc w:val="both"/>
       </w:pPr>
-      <w:proofErr w:type="spellStart"/>
-      <w:r>
-        <w:t>Podplota</w:t>
-      </w:r>
-      <w:proofErr w:type="spellEnd"/>
-      <w:r>
-        <w:t xml:space="preserve">, P. (2022). Benefits of peer tutoring in higher education: A student perspective. </w:t>
+      <w:r>
+        <w:t xml:space="preserve">Podplota, P. (2022). Benefits of peer tutoring in higher education: A student perspective. </w:t>
       </w:r>
       <w:r>
         <w:rPr>
@@ -14970,6 +15223,7 @@
         <w:jc w:val="both"/>
       </w:pPr>
       <w:r>
+        <w:lastRenderedPageBreak/>
         <w:t xml:space="preserve">Tinto, V. (2014). Reflective practice: Tinto’s South Africa lectures. </w:t>
       </w:r>
       <w:r>
@@ -14990,7 +15244,6 @@
         <w:jc w:val="both"/>
       </w:pPr>
       <w:r>
-        <w:lastRenderedPageBreak/>
         <w:t xml:space="preserve">Topping, K.J. (2001). Peer assisted learning: A practical guide for teachers. </w:t>
       </w:r>
       <w:r>
@@ -15044,6 +15297,489 @@
         <w:t>, 112(8), pp. 1632–1647.</w:t>
       </w:r>
     </w:p>
+    <w:p>
+      <w:pPr>
+        <w:pStyle w:val="NormalWeb"/>
+        <w:spacing w:before="0" w:beforeAutospacing="0" w:after="0" w:afterAutospacing="0"/>
+        <w:jc w:val="both"/>
+      </w:pPr>
+    </w:p>
+    <w:p>
+      <w:pPr>
+        <w:pStyle w:val="Heading1"/>
+        <w:numPr>
+          <w:ilvl w:val="0"/>
+          <w:numId w:val="131"/>
+        </w:numPr>
+        <w:rPr>
+          <w:b/>
+          <w:bCs/>
+          <w:color w:val="000000" w:themeColor="text1"/>
+          <w:sz w:val="32"/>
+          <w:szCs w:val="32"/>
+        </w:rPr>
+      </w:pPr>
+      <w:r>
+        <w:rPr>
+          <w:b/>
+          <w:bCs/>
+          <w:color w:val="000000" w:themeColor="text1"/>
+          <w:sz w:val="32"/>
+          <w:szCs w:val="32"/>
+        </w:rPr>
+        <w:t xml:space="preserve">Glossary </w:t>
+      </w:r>
+    </w:p>
+    <w:tbl>
+      <w:tblPr>
+        <w:tblStyle w:val="TableGrid"/>
+        <w:tblW w:w="0" w:type="auto"/>
+        <w:tblLook w:val="04A0" w:firstRow="1" w:lastRow="0" w:firstColumn="1" w:lastColumn="0" w:noHBand="0" w:noVBand="1"/>
+      </w:tblPr>
+      <w:tblGrid>
+        <w:gridCol w:w="4675"/>
+        <w:gridCol w:w="4675"/>
+      </w:tblGrid>
+      <w:tr>
+        <w:tc>
+          <w:tcPr>
+            <w:tcW w:w="4675" w:type="dxa"/>
+          </w:tcPr>
+          <w:p>
+            <w:pPr>
+              <w:rPr>
+                <w:b/>
+                <w:bCs/>
+              </w:rPr>
+            </w:pPr>
+            <w:r>
+              <w:rPr>
+                <w:b/>
+                <w:bCs/>
+                <w:sz w:val="24"/>
+                <w:szCs w:val="24"/>
+                <w:lang w:val="en-US"/>
+              </w:rPr>
+              <w:t>Term Name</w:t>
+            </w:r>
+          </w:p>
+        </w:tc>
+        <w:tc>
+          <w:tcPr>
+            <w:tcW w:w="4675" w:type="dxa"/>
+          </w:tcPr>
+          <w:p>
+            <w:pPr>
+              <w:rPr>
+                <w:b/>
+                <w:bCs/>
+                <w:sz w:val="24"/>
+                <w:szCs w:val="24"/>
+              </w:rPr>
+            </w:pPr>
+            <w:r>
+              <w:rPr>
+                <w:b/>
+                <w:bCs/>
+                <w:sz w:val="24"/>
+                <w:szCs w:val="24"/>
+              </w:rPr>
+              <w:t>Term Description</w:t>
+            </w:r>
+          </w:p>
+        </w:tc>
+      </w:tr>
+      <w:tr>
+        <w:tc>
+          <w:tcPr>
+            <w:tcW w:w="4675" w:type="dxa"/>
+          </w:tcPr>
+          <w:p>
+            <w:pPr>
+              <w:rPr>
+                <w:sz w:val="20"/>
+                <w:szCs w:val="20"/>
+              </w:rPr>
+            </w:pPr>
+            <w:r>
+              <w:rPr>
+                <w:sz w:val="20"/>
+                <w:szCs w:val="20"/>
+              </w:rPr>
+              <w:t>API</w:t>
+            </w:r>
+          </w:p>
+        </w:tc>
+        <w:tc>
+          <w:tcPr>
+            <w:tcW w:w="4675" w:type="dxa"/>
+          </w:tcPr>
+          <w:p>
+            <w:pPr>
+              <w:rPr>
+                <w:sz w:val="20"/>
+                <w:szCs w:val="20"/>
+              </w:rPr>
+            </w:pPr>
+            <w:r>
+              <w:rPr>
+                <w:sz w:val="20"/>
+                <w:szCs w:val="20"/>
+              </w:rPr>
+              <w:t>Application Programming Interface. A defined interface through which the frontend communicates with backend services.</w:t>
+            </w:r>
+          </w:p>
+        </w:tc>
+      </w:tr>
+      <w:tr>
+        <w:tc>
+          <w:tcPr>
+            <w:tcW w:w="4675" w:type="dxa"/>
+          </w:tcPr>
+          <w:p>
+            <w:pPr>
+              <w:rPr>
+                <w:sz w:val="20"/>
+                <w:szCs w:val="20"/>
+                <w:lang w:val="en-US"/>
+              </w:rPr>
+            </w:pPr>
+            <w:r>
+              <w:rPr>
+                <w:sz w:val="20"/>
+                <w:szCs w:val="20"/>
+                <w:lang w:val="en-US"/>
+              </w:rPr>
+              <w:t>Express.js</w:t>
+            </w:r>
+          </w:p>
+        </w:tc>
+        <w:tc>
+          <w:tcPr>
+            <w:tcW w:w="4675" w:type="dxa"/>
+          </w:tcPr>
+          <w:p>
+            <w:pPr>
+              <w:rPr>
+                <w:sz w:val="20"/>
+                <w:szCs w:val="20"/>
+              </w:rPr>
+            </w:pPr>
+            <w:r>
+              <w:rPr>
+                <w:sz w:val="20"/>
+                <w:szCs w:val="20"/>
+              </w:rPr>
+              <w:t>A Node.js web framework used to define backend routes, middleware and API logic</w:t>
+            </w:r>
+          </w:p>
+        </w:tc>
+      </w:tr>
+      <w:tr>
+        <w:tc>
+          <w:tcPr>
+            <w:tcW w:w="4675" w:type="dxa"/>
+          </w:tcPr>
+          <w:p>
+            <w:pPr>
+              <w:rPr>
+                <w:sz w:val="20"/>
+                <w:szCs w:val="20"/>
+              </w:rPr>
+            </w:pPr>
+            <w:r>
+              <w:rPr>
+                <w:sz w:val="20"/>
+                <w:szCs w:val="20"/>
+              </w:rPr>
+              <w:t>MERN</w:t>
+            </w:r>
+          </w:p>
+        </w:tc>
+        <w:tc>
+          <w:tcPr>
+            <w:tcW w:w="4675" w:type="dxa"/>
+          </w:tcPr>
+          <w:p>
+            <w:pPr>
+              <w:rPr>
+                <w:sz w:val="20"/>
+                <w:szCs w:val="20"/>
+              </w:rPr>
+            </w:pPr>
+            <w:r>
+              <w:rPr>
+                <w:sz w:val="20"/>
+                <w:szCs w:val="20"/>
+              </w:rPr>
+              <w:t>MongoDB, Express.js, React.js and Node.js. The technology stack used to build the project.</w:t>
+            </w:r>
+          </w:p>
+        </w:tc>
+      </w:tr>
+      <w:tr>
+        <w:tc>
+          <w:tcPr>
+            <w:tcW w:w="4675" w:type="dxa"/>
+          </w:tcPr>
+          <w:p>
+            <w:pPr>
+              <w:rPr>
+                <w:sz w:val="20"/>
+                <w:szCs w:val="20"/>
+                <w:lang w:val="en-US"/>
+              </w:rPr>
+            </w:pPr>
+            <w:r>
+              <w:rPr>
+                <w:sz w:val="20"/>
+                <w:szCs w:val="20"/>
+                <w:lang w:val="en-US"/>
+              </w:rPr>
+              <w:t>MongoDB</w:t>
+            </w:r>
+          </w:p>
+        </w:tc>
+        <w:tc>
+          <w:tcPr>
+            <w:tcW w:w="4675" w:type="dxa"/>
+          </w:tcPr>
+          <w:p>
+            <w:pPr>
+              <w:rPr>
+                <w:sz w:val="20"/>
+                <w:szCs w:val="20"/>
+              </w:rPr>
+            </w:pPr>
+            <w:r>
+              <w:rPr>
+                <w:sz w:val="20"/>
+                <w:szCs w:val="20"/>
+              </w:rPr>
+              <w:t>A document oriented NoSQL database used to store system data.</w:t>
+            </w:r>
+          </w:p>
+        </w:tc>
+      </w:tr>
+      <w:tr>
+        <w:tc>
+          <w:tcPr>
+            <w:tcW w:w="4675" w:type="dxa"/>
+          </w:tcPr>
+          <w:p>
+            <w:pPr>
+              <w:rPr>
+                <w:sz w:val="20"/>
+                <w:szCs w:val="20"/>
+              </w:rPr>
+            </w:pPr>
+            <w:r>
+              <w:rPr>
+                <w:sz w:val="20"/>
+                <w:szCs w:val="20"/>
+                <w:lang w:val="en-US"/>
+              </w:rPr>
+              <w:t>Node.js</w:t>
+            </w:r>
+          </w:p>
+        </w:tc>
+        <w:tc>
+          <w:tcPr>
+            <w:tcW w:w="4675" w:type="dxa"/>
+          </w:tcPr>
+          <w:p>
+            <w:pPr>
+              <w:rPr>
+                <w:sz w:val="20"/>
+                <w:szCs w:val="20"/>
+              </w:rPr>
+            </w:pPr>
+            <w:r>
+              <w:rPr>
+                <w:sz w:val="20"/>
+                <w:szCs w:val="20"/>
+                <w:lang w:val="en-US"/>
+              </w:rPr>
+              <w:t>A JavaScript runtime environment used to execute backend application code.</w:t>
+            </w:r>
+          </w:p>
+        </w:tc>
+      </w:tr>
+      <w:tr>
+        <w:tc>
+          <w:tcPr>
+            <w:tcW w:w="4675" w:type="dxa"/>
+          </w:tcPr>
+          <w:p>
+            <w:pPr>
+              <w:rPr>
+                <w:sz w:val="20"/>
+                <w:szCs w:val="20"/>
+                <w:lang w:val="en-US"/>
+              </w:rPr>
+            </w:pPr>
+            <w:r>
+              <w:rPr>
+                <w:sz w:val="20"/>
+                <w:szCs w:val="20"/>
+                <w:lang w:val="en-US"/>
+              </w:rPr>
+              <w:t>Google OAuth 2.0</w:t>
+            </w:r>
+          </w:p>
+        </w:tc>
+        <w:tc>
+          <w:tcPr>
+            <w:tcW w:w="4675" w:type="dxa"/>
+          </w:tcPr>
+          <w:p>
+            <w:pPr>
+              <w:rPr>
+                <w:sz w:val="20"/>
+                <w:szCs w:val="20"/>
+              </w:rPr>
+            </w:pPr>
+            <w:r>
+              <w:rPr>
+                <w:sz w:val="20"/>
+                <w:szCs w:val="20"/>
+              </w:rPr>
+              <w:t>An authenticated protocol used in the project for Google sign in</w:t>
+            </w:r>
+          </w:p>
+        </w:tc>
+      </w:tr>
+      <w:tr>
+        <w:tc>
+          <w:tcPr>
+            <w:tcW w:w="4675" w:type="dxa"/>
+          </w:tcPr>
+          <w:p>
+            <w:pPr>
+              <w:rPr>
+                <w:sz w:val="20"/>
+                <w:szCs w:val="20"/>
+              </w:rPr>
+            </w:pPr>
+            <w:r>
+              <w:rPr>
+                <w:sz w:val="20"/>
+                <w:szCs w:val="20"/>
+                <w:lang w:val="en-US"/>
+              </w:rPr>
+              <w:t>React.js</w:t>
+            </w:r>
+          </w:p>
+        </w:tc>
+        <w:tc>
+          <w:tcPr>
+            <w:tcW w:w="4675" w:type="dxa"/>
+          </w:tcPr>
+          <w:p>
+            <w:pPr>
+              <w:rPr>
+                <w:sz w:val="20"/>
+                <w:szCs w:val="20"/>
+              </w:rPr>
+            </w:pPr>
+            <w:r>
+              <w:rPr>
+                <w:sz w:val="20"/>
+                <w:szCs w:val="20"/>
+                <w:lang w:val="en-US"/>
+              </w:rPr>
+              <w:t>A JavaScript library used to build the frontend user interface.</w:t>
+            </w:r>
+          </w:p>
+        </w:tc>
+      </w:tr>
+      <w:tr>
+        <w:tc>
+          <w:tcPr>
+            <w:tcW w:w="4675" w:type="dxa"/>
+          </w:tcPr>
+          <w:p>
+            <w:pPr>
+              <w:rPr>
+                <w:sz w:val="20"/>
+                <w:szCs w:val="20"/>
+              </w:rPr>
+            </w:pPr>
+            <w:r>
+              <w:rPr>
+                <w:sz w:val="20"/>
+                <w:szCs w:val="20"/>
+              </w:rPr>
+              <w:t xml:space="preserve">REST API </w:t>
+            </w:r>
+          </w:p>
+        </w:tc>
+        <w:tc>
+          <w:tcPr>
+            <w:tcW w:w="4675" w:type="dxa"/>
+          </w:tcPr>
+          <w:p>
+            <w:pPr>
+              <w:rPr>
+                <w:sz w:val="20"/>
+                <w:szCs w:val="20"/>
+              </w:rPr>
+            </w:pPr>
+            <w:r>
+              <w:rPr>
+                <w:sz w:val="20"/>
+                <w:szCs w:val="20"/>
+              </w:rPr>
+              <w:t>An API style based on HTTP methods used for backend communication.</w:t>
+            </w:r>
+          </w:p>
+        </w:tc>
+      </w:tr>
+      <w:tr>
+        <w:tc>
+          <w:tcPr>
+            <w:tcW w:w="4675" w:type="dxa"/>
+          </w:tcPr>
+          <w:p>
+            <w:pPr>
+              <w:rPr>
+                <w:sz w:val="20"/>
+                <w:szCs w:val="20"/>
+                <w:lang w:val="en-US"/>
+              </w:rPr>
+            </w:pPr>
+            <w:r>
+              <w:rPr>
+                <w:sz w:val="20"/>
+                <w:szCs w:val="20"/>
+                <w:lang w:val="en-US"/>
+              </w:rPr>
+              <w:t>Socket.io</w:t>
+            </w:r>
+          </w:p>
+        </w:tc>
+        <w:tc>
+          <w:tcPr>
+            <w:tcW w:w="4675" w:type="dxa"/>
+          </w:tcPr>
+          <w:p>
+            <w:pPr>
+              <w:rPr>
+                <w:sz w:val="20"/>
+                <w:szCs w:val="20"/>
+              </w:rPr>
+            </w:pPr>
+            <w:r>
+              <w:rPr>
+                <w:sz w:val="20"/>
+                <w:szCs w:val="20"/>
+              </w:rPr>
+              <w:t>A library used to support live communication between connected users.</w:t>
+            </w:r>
+          </w:p>
+        </w:tc>
+      </w:tr>
+    </w:tbl>
     <w:p>
       <w:pPr>
         <w:jc w:val="both"/>
@@ -15085,82 +15821,51 @@
   <w:p>
     <w:pPr>
       <w:pStyle w:val="Footer"/>
+      <w:tabs>
+        <w:tab w:val="clear" w:pos="4680"/>
+        <w:tab w:val="clear" w:pos="9360"/>
+      </w:tabs>
       <w:jc w:val="center"/>
       <w:rPr>
-        <w:color w:val="156082" w:themeColor="accent1"/>
+        <w:caps/>
+        <w:noProof/>
+        <w:color w:val="000000" w:themeColor="text1"/>
       </w:rPr>
     </w:pPr>
     <w:r>
       <w:rPr>
-        <w:color w:val="156082" w:themeColor="accent1"/>
-      </w:rPr>
-      <w:t xml:space="preserve">Page </w:t>
-    </w:r>
-    <w:r>
-      <w:rPr>
-        <w:color w:val="156082" w:themeColor="accent1"/>
+        <w:caps/>
+        <w:color w:val="000000" w:themeColor="text1"/>
       </w:rPr>
       <w:fldChar w:fldCharType="begin"/>
     </w:r>
     <w:r>
       <w:rPr>
-        <w:color w:val="156082" w:themeColor="accent1"/>
-      </w:rPr>
-      <w:instrText xml:space="preserve"> PAGE  \* Arabic  \* MERGEFORMAT </w:instrText>
+        <w:caps/>
+        <w:color w:val="000000" w:themeColor="text1"/>
+      </w:rPr>
+      <w:instrText xml:space="preserve"> PAGE   \* MERGEFORMAT </w:instrText>
     </w:r>
     <w:r>
       <w:rPr>
-        <w:color w:val="156082" w:themeColor="accent1"/>
+        <w:caps/>
+        <w:color w:val="000000" w:themeColor="text1"/>
       </w:rPr>
       <w:fldChar w:fldCharType="separate"/>
     </w:r>
     <w:r>
       <w:rPr>
+        <w:caps/>
         <w:noProof/>
-        <w:color w:val="156082" w:themeColor="accent1"/>
+        <w:color w:val="000000" w:themeColor="text1"/>
       </w:rPr>
       <w:t>2</w:t>
     </w:r>
     <w:r>
       <w:rPr>
-        <w:color w:val="156082" w:themeColor="accent1"/>
-      </w:rPr>
-      <w:fldChar w:fldCharType="end"/>
-    </w:r>
-    <w:r>
-      <w:rPr>
-        <w:color w:val="156082" w:themeColor="accent1"/>
-      </w:rPr>
-      <w:t xml:space="preserve"> of </w:t>
-    </w:r>
-    <w:r>
-      <w:rPr>
-        <w:color w:val="156082" w:themeColor="accent1"/>
-      </w:rPr>
-      <w:fldChar w:fldCharType="begin"/>
-    </w:r>
-    <w:r>
-      <w:rPr>
-        <w:color w:val="156082" w:themeColor="accent1"/>
-      </w:rPr>
-      <w:instrText xml:space="preserve"> NUMPAGES  \* Arabic  \* MERGEFORMAT </w:instrText>
-    </w:r>
-    <w:r>
-      <w:rPr>
-        <w:color w:val="156082" w:themeColor="accent1"/>
-      </w:rPr>
-      <w:fldChar w:fldCharType="separate"/>
-    </w:r>
-    <w:r>
-      <w:rPr>
+        <w:caps/>
         <w:noProof/>
-        <w:color w:val="156082" w:themeColor="accent1"/>
-      </w:rPr>
-      <w:t>2</w:t>
-    </w:r>
-    <w:r>
-      <w:rPr>
-        <w:color w:val="156082" w:themeColor="accent1"/>
+        <w:color w:val="000000" w:themeColor="text1"/>
       </w:rPr>
       <w:fldChar w:fldCharType="end"/>
     </w:r>
@@ -21992,9 +22697,9 @@
   </w:abstractNum>
   <w:abstractNum w:abstractNumId="61" w15:restartNumberingAfterBreak="0">
     <w:nsid w:val="33921B89"/>
-    <w:multiLevelType w:val="hybridMultilevel"/>
-    <w:tmpl w:val="614E5D48"/>
-    <w:lvl w:ilvl="0" w:tplc="0409000F">
+    <w:multiLevelType w:val="multilevel"/>
+    <w:tmpl w:val="0409001F"/>
+    <w:lvl w:ilvl="0">
       <w:start w:val="1"/>
       <w:numFmt w:val="decimal"/>
       <w:lvlText w:val="%1."/>
@@ -22003,76 +22708,76 @@
         <w:ind w:left="360" w:hanging="360"/>
       </w:pPr>
     </w:lvl>
-    <w:lvl w:ilvl="1" w:tplc="04090019" w:tentative="1">
-      <w:start w:val="1"/>
-      <w:numFmt w:val="lowerLetter"/>
-      <w:lvlText w:val="%2."/>
-      <w:lvlJc w:val="left"/>
-      <w:pPr>
-        <w:ind w:left="1080" w:hanging="360"/>
-      </w:pPr>
-    </w:lvl>
-    <w:lvl w:ilvl="2" w:tplc="0409001B" w:tentative="1">
-      <w:start w:val="1"/>
-      <w:numFmt w:val="lowerRoman"/>
-      <w:lvlText w:val="%3."/>
-      <w:lvlJc w:val="right"/>
-      <w:pPr>
-        <w:ind w:left="1800" w:hanging="180"/>
-      </w:pPr>
-    </w:lvl>
-    <w:lvl w:ilvl="3" w:tplc="0409000F" w:tentative="1">
-      <w:start w:val="1"/>
-      <w:numFmt w:val="decimal"/>
-      <w:lvlText w:val="%4."/>
-      <w:lvlJc w:val="left"/>
-      <w:pPr>
-        <w:ind w:left="2520" w:hanging="360"/>
-      </w:pPr>
-    </w:lvl>
-    <w:lvl w:ilvl="4" w:tplc="04090019" w:tentative="1">
-      <w:start w:val="1"/>
-      <w:numFmt w:val="lowerLetter"/>
-      <w:lvlText w:val="%5."/>
-      <w:lvlJc w:val="left"/>
-      <w:pPr>
-        <w:ind w:left="3240" w:hanging="360"/>
-      </w:pPr>
-    </w:lvl>
-    <w:lvl w:ilvl="5" w:tplc="0409001B" w:tentative="1">
-      <w:start w:val="1"/>
-      <w:numFmt w:val="lowerRoman"/>
-      <w:lvlText w:val="%6."/>
-      <w:lvlJc w:val="right"/>
-      <w:pPr>
-        <w:ind w:left="3960" w:hanging="180"/>
-      </w:pPr>
-    </w:lvl>
-    <w:lvl w:ilvl="6" w:tplc="0409000F" w:tentative="1">
-      <w:start w:val="1"/>
-      <w:numFmt w:val="decimal"/>
-      <w:lvlText w:val="%7."/>
-      <w:lvlJc w:val="left"/>
-      <w:pPr>
-        <w:ind w:left="4680" w:hanging="360"/>
-      </w:pPr>
-    </w:lvl>
-    <w:lvl w:ilvl="7" w:tplc="04090019" w:tentative="1">
-      <w:start w:val="1"/>
-      <w:numFmt w:val="lowerLetter"/>
-      <w:lvlText w:val="%8."/>
-      <w:lvlJc w:val="left"/>
-      <w:pPr>
-        <w:ind w:left="5400" w:hanging="360"/>
-      </w:pPr>
-    </w:lvl>
-    <w:lvl w:ilvl="8" w:tplc="0409001B" w:tentative="1">
-      <w:start w:val="1"/>
-      <w:numFmt w:val="lowerRoman"/>
-      <w:lvlText w:val="%9."/>
-      <w:lvlJc w:val="right"/>
-      <w:pPr>
-        <w:ind w:left="6120" w:hanging="180"/>
+    <w:lvl w:ilvl="1">
+      <w:start w:val="1"/>
+      <w:numFmt w:val="decimal"/>
+      <w:lvlText w:val="%1.%2."/>
+      <w:lvlJc w:val="left"/>
+      <w:pPr>
+        <w:ind w:left="792" w:hanging="432"/>
+      </w:pPr>
+    </w:lvl>
+    <w:lvl w:ilvl="2">
+      <w:start w:val="1"/>
+      <w:numFmt w:val="decimal"/>
+      <w:lvlText w:val="%1.%2.%3."/>
+      <w:lvlJc w:val="left"/>
+      <w:pPr>
+        <w:ind w:left="1224" w:hanging="504"/>
+      </w:pPr>
+    </w:lvl>
+    <w:lvl w:ilvl="3">
+      <w:start w:val="1"/>
+      <w:numFmt w:val="decimal"/>
+      <w:lvlText w:val="%1.%2.%3.%4."/>
+      <w:lvlJc w:val="left"/>
+      <w:pPr>
+        <w:ind w:left="1728" w:hanging="648"/>
+      </w:pPr>
+    </w:lvl>
+    <w:lvl w:ilvl="4">
+      <w:start w:val="1"/>
+      <w:numFmt w:val="decimal"/>
+      <w:lvlText w:val="%1.%2.%3.%4.%5."/>
+      <w:lvlJc w:val="left"/>
+      <w:pPr>
+        <w:ind w:left="2232" w:hanging="792"/>
+      </w:pPr>
+    </w:lvl>
+    <w:lvl w:ilvl="5">
+      <w:start w:val="1"/>
+      <w:numFmt w:val="decimal"/>
+      <w:lvlText w:val="%1.%2.%3.%4.%5.%6."/>
+      <w:lvlJc w:val="left"/>
+      <w:pPr>
+        <w:ind w:left="2736" w:hanging="936"/>
+      </w:pPr>
+    </w:lvl>
+    <w:lvl w:ilvl="6">
+      <w:start w:val="1"/>
+      <w:numFmt w:val="decimal"/>
+      <w:lvlText w:val="%1.%2.%3.%4.%5.%6.%7."/>
+      <w:lvlJc w:val="left"/>
+      <w:pPr>
+        <w:ind w:left="3240" w:hanging="1080"/>
+      </w:pPr>
+    </w:lvl>
+    <w:lvl w:ilvl="7">
+      <w:start w:val="1"/>
+      <w:numFmt w:val="decimal"/>
+      <w:lvlText w:val="%1.%2.%3.%4.%5.%6.%7.%8."/>
+      <w:lvlJc w:val="left"/>
+      <w:pPr>
+        <w:ind w:left="3744" w:hanging="1224"/>
+      </w:pPr>
+    </w:lvl>
+    <w:lvl w:ilvl="8">
+      <w:start w:val="1"/>
+      <w:numFmt w:val="decimal"/>
+      <w:lvlText w:val="%1.%2.%3.%4.%5.%6.%7.%8.%9."/>
+      <w:lvlJc w:val="left"/>
+      <w:pPr>
+        <w:ind w:left="4320" w:hanging="1440"/>
       </w:pPr>
     </w:lvl>
   </w:abstractNum>
@@ -28615,6 +29320,98 @@
     </w:lvl>
   </w:abstractNum>
   <w:abstractNum w:abstractNumId="118" w15:restartNumberingAfterBreak="0">
+    <w:nsid w:val="75F228B2"/>
+    <w:multiLevelType w:val="multilevel"/>
+    <w:tmpl w:val="409CF016"/>
+    <w:lvl w:ilvl="0">
+      <w:start w:val="15"/>
+      <w:numFmt w:val="decimal"/>
+      <w:lvlText w:val="%1."/>
+      <w:lvlJc w:val="left"/>
+      <w:pPr>
+        <w:ind w:left="360" w:hanging="360"/>
+      </w:pPr>
+      <w:rPr>
+        <w:rFonts w:hint="default"/>
+        <w:b/>
+        <w:i w:val="0"/>
+        <w:sz w:val="32"/>
+      </w:rPr>
+    </w:lvl>
+    <w:lvl w:ilvl="1">
+      <w:start w:val="1"/>
+      <w:numFmt w:val="decimal"/>
+      <w:lvlText w:val="%1.%2."/>
+      <w:lvlJc w:val="left"/>
+      <w:pPr>
+        <w:ind w:left="792" w:hanging="432"/>
+      </w:pPr>
+    </w:lvl>
+    <w:lvl w:ilvl="2">
+      <w:start w:val="1"/>
+      <w:numFmt w:val="decimal"/>
+      <w:lvlText w:val="%1.%2.%3."/>
+      <w:lvlJc w:val="left"/>
+      <w:pPr>
+        <w:ind w:left="1224" w:hanging="504"/>
+      </w:pPr>
+    </w:lvl>
+    <w:lvl w:ilvl="3">
+      <w:start w:val="1"/>
+      <w:numFmt w:val="decimal"/>
+      <w:lvlText w:val="%1.%2.%3.%4."/>
+      <w:lvlJc w:val="left"/>
+      <w:pPr>
+        <w:ind w:left="1728" w:hanging="648"/>
+      </w:pPr>
+    </w:lvl>
+    <w:lvl w:ilvl="4">
+      <w:start w:val="1"/>
+      <w:numFmt w:val="decimal"/>
+      <w:lvlText w:val="%1.%2.%3.%4.%5."/>
+      <w:lvlJc w:val="left"/>
+      <w:pPr>
+        <w:ind w:left="2232" w:hanging="792"/>
+      </w:pPr>
+    </w:lvl>
+    <w:lvl w:ilvl="5">
+      <w:start w:val="1"/>
+      <w:numFmt w:val="decimal"/>
+      <w:lvlText w:val="%1.%2.%3.%4.%5.%6."/>
+      <w:lvlJc w:val="left"/>
+      <w:pPr>
+        <w:ind w:left="2736" w:hanging="936"/>
+      </w:pPr>
+    </w:lvl>
+    <w:lvl w:ilvl="6">
+      <w:start w:val="1"/>
+      <w:numFmt w:val="decimal"/>
+      <w:lvlText w:val="%1.%2.%3.%4.%5.%6.%7."/>
+      <w:lvlJc w:val="left"/>
+      <w:pPr>
+        <w:ind w:left="3240" w:hanging="1080"/>
+      </w:pPr>
+    </w:lvl>
+    <w:lvl w:ilvl="7">
+      <w:start w:val="1"/>
+      <w:numFmt w:val="decimal"/>
+      <w:lvlText w:val="%1.%2.%3.%4.%5.%6.%7.%8."/>
+      <w:lvlJc w:val="left"/>
+      <w:pPr>
+        <w:ind w:left="3744" w:hanging="1224"/>
+      </w:pPr>
+    </w:lvl>
+    <w:lvl w:ilvl="8">
+      <w:start w:val="1"/>
+      <w:numFmt w:val="decimal"/>
+      <w:lvlText w:val="%1.%2.%3.%4.%5.%6.%7.%8.%9."/>
+      <w:lvlJc w:val="left"/>
+      <w:pPr>
+        <w:ind w:left="4320" w:hanging="1440"/>
+      </w:pPr>
+    </w:lvl>
+  </w:abstractNum>
+  <w:abstractNum w:abstractNumId="119" w15:restartNumberingAfterBreak="0">
     <w:nsid w:val="770A0D83"/>
     <w:multiLevelType w:val="hybridMultilevel"/>
     <w:tmpl w:val="66DA3AB2"/>
@@ -28703,7 +29500,7 @@
       </w:pPr>
     </w:lvl>
   </w:abstractNum>
-  <w:abstractNum w:abstractNumId="119" w15:restartNumberingAfterBreak="0">
+  <w:abstractNum w:abstractNumId="120" w15:restartNumberingAfterBreak="0">
     <w:nsid w:val="783E2CBC"/>
     <w:multiLevelType w:val="multilevel"/>
     <w:tmpl w:val="E94A3B26"/>
@@ -28816,7 +29613,7 @@
       </w:pPr>
     </w:lvl>
   </w:abstractNum>
-  <w:abstractNum w:abstractNumId="120" w15:restartNumberingAfterBreak="0">
+  <w:abstractNum w:abstractNumId="121" w15:restartNumberingAfterBreak="0">
     <w:nsid w:val="789F4CE1"/>
     <w:multiLevelType w:val="multilevel"/>
     <w:tmpl w:val="1CE860BA"/>
@@ -28929,7 +29726,7 @@
       </w:rPr>
     </w:lvl>
   </w:abstractNum>
-  <w:abstractNum w:abstractNumId="121" w15:restartNumberingAfterBreak="0">
+  <w:abstractNum w:abstractNumId="122" w15:restartNumberingAfterBreak="0">
     <w:nsid w:val="79730313"/>
     <w:multiLevelType w:val="multilevel"/>
     <w:tmpl w:val="68842356"/>
@@ -29075,7 +29872,7 @@
       </w:rPr>
     </w:lvl>
   </w:abstractNum>
-  <w:abstractNum w:abstractNumId="122" w15:restartNumberingAfterBreak="0">
+  <w:abstractNum w:abstractNumId="123" w15:restartNumberingAfterBreak="0">
     <w:nsid w:val="79D070E7"/>
     <w:multiLevelType w:val="multilevel"/>
     <w:tmpl w:val="0C14C644"/>
@@ -29193,7 +29990,7 @@
       </w:rPr>
     </w:lvl>
   </w:abstractNum>
-  <w:abstractNum w:abstractNumId="123" w15:restartNumberingAfterBreak="0">
+  <w:abstractNum w:abstractNumId="124" w15:restartNumberingAfterBreak="0">
     <w:nsid w:val="79DD74DA"/>
     <w:multiLevelType w:val="hybridMultilevel"/>
     <w:tmpl w:val="229E8578"/>
@@ -29279,7 +30076,7 @@
       </w:pPr>
     </w:lvl>
   </w:abstractNum>
-  <w:abstractNum w:abstractNumId="124" w15:restartNumberingAfterBreak="0">
+  <w:abstractNum w:abstractNumId="125" w15:restartNumberingAfterBreak="0">
     <w:nsid w:val="7AEC76B6"/>
     <w:multiLevelType w:val="multilevel"/>
     <w:tmpl w:val="FDFC4E2E"/>
@@ -29425,7 +30222,7 @@
       </w:rPr>
     </w:lvl>
   </w:abstractNum>
-  <w:abstractNum w:abstractNumId="125" w15:restartNumberingAfterBreak="0">
+  <w:abstractNum w:abstractNumId="126" w15:restartNumberingAfterBreak="0">
     <w:nsid w:val="7B360F79"/>
     <w:multiLevelType w:val="hybridMultilevel"/>
     <w:tmpl w:val="821E54A4"/>
@@ -29511,7 +30308,7 @@
       </w:pPr>
     </w:lvl>
   </w:abstractNum>
-  <w:abstractNum w:abstractNumId="126" w15:restartNumberingAfterBreak="0">
+  <w:abstractNum w:abstractNumId="127" w15:restartNumberingAfterBreak="0">
     <w:nsid w:val="7BD2015C"/>
     <w:multiLevelType w:val="hybridMultilevel"/>
     <w:tmpl w:val="C18EDBA8"/>
@@ -29597,7 +30394,7 @@
       </w:pPr>
     </w:lvl>
   </w:abstractNum>
-  <w:abstractNum w:abstractNumId="127" w15:restartNumberingAfterBreak="0">
+  <w:abstractNum w:abstractNumId="128" w15:restartNumberingAfterBreak="0">
     <w:nsid w:val="7C151575"/>
     <w:multiLevelType w:val="multilevel"/>
     <w:tmpl w:val="FDDC719E"/>
@@ -29710,7 +30507,7 @@
       </w:rPr>
     </w:lvl>
   </w:abstractNum>
-  <w:abstractNum w:abstractNumId="128" w15:restartNumberingAfterBreak="0">
+  <w:abstractNum w:abstractNumId="129" w15:restartNumberingAfterBreak="0">
     <w:nsid w:val="7DF044D7"/>
     <w:multiLevelType w:val="multilevel"/>
     <w:tmpl w:val="0C14C644"/>
@@ -29828,7 +30625,7 @@
       </w:rPr>
     </w:lvl>
   </w:abstractNum>
-  <w:abstractNum w:abstractNumId="129" w15:restartNumberingAfterBreak="0">
+  <w:abstractNum w:abstractNumId="130" w15:restartNumberingAfterBreak="0">
     <w:nsid w:val="7EAB45A3"/>
     <w:multiLevelType w:val="multilevel"/>
     <w:tmpl w:val="0C14C644"/>
@@ -29959,13 +30756,13 @@
     <w:abstractNumId w:val="39"/>
   </w:num>
   <w:num w:numId="5" w16cid:durableId="320277980">
-    <w:abstractNumId w:val="120"/>
+    <w:abstractNumId w:val="121"/>
   </w:num>
   <w:num w:numId="6" w16cid:durableId="480125140">
     <w:abstractNumId w:val="83"/>
   </w:num>
   <w:num w:numId="7" w16cid:durableId="1312128570">
-    <w:abstractNumId w:val="119"/>
+    <w:abstractNumId w:val="120"/>
   </w:num>
   <w:num w:numId="8" w16cid:durableId="721293094">
     <w:abstractNumId w:val="90"/>
@@ -29989,7 +30786,7 @@
     <w:abstractNumId w:val="69"/>
   </w:num>
   <w:num w:numId="15" w16cid:durableId="1516311903">
-    <w:abstractNumId w:val="121"/>
+    <w:abstractNumId w:val="122"/>
   </w:num>
   <w:num w:numId="16" w16cid:durableId="700788812">
     <w:abstractNumId w:val="44"/>
@@ -30037,7 +30834,7 @@
     <w:abstractNumId w:val="75"/>
   </w:num>
   <w:num w:numId="31" w16cid:durableId="913011401">
-    <w:abstractNumId w:val="124"/>
+    <w:abstractNumId w:val="125"/>
   </w:num>
   <w:num w:numId="32" w16cid:durableId="1644390964">
     <w:abstractNumId w:val="101"/>
@@ -30085,7 +30882,7 @@
     <w:abstractNumId w:val="86"/>
   </w:num>
   <w:num w:numId="47" w16cid:durableId="68230418">
-    <w:abstractNumId w:val="126"/>
+    <w:abstractNumId w:val="127"/>
   </w:num>
   <w:num w:numId="48" w16cid:durableId="1421222645">
     <w:abstractNumId w:val="25"/>
@@ -30154,7 +30951,7 @@
     <w:abstractNumId w:val="97"/>
   </w:num>
   <w:num w:numId="70" w16cid:durableId="1694964743">
-    <w:abstractNumId w:val="127"/>
+    <w:abstractNumId w:val="128"/>
   </w:num>
   <w:num w:numId="71" w16cid:durableId="206141063">
     <w:abstractNumId w:val="89"/>
@@ -30196,13 +30993,13 @@
     <w:abstractNumId w:val="87"/>
   </w:num>
   <w:num w:numId="84" w16cid:durableId="1758138384">
-    <w:abstractNumId w:val="123"/>
+    <w:abstractNumId w:val="124"/>
   </w:num>
   <w:num w:numId="85" w16cid:durableId="67926955">
     <w:abstractNumId w:val="36"/>
   </w:num>
   <w:num w:numId="86" w16cid:durableId="1333488403">
-    <w:abstractNumId w:val="125"/>
+    <w:abstractNumId w:val="126"/>
   </w:num>
   <w:num w:numId="87" w16cid:durableId="726608815">
     <w:abstractNumId w:val="8"/>
@@ -30220,7 +31017,7 @@
     <w:abstractNumId w:val="68"/>
   </w:num>
   <w:num w:numId="92" w16cid:durableId="842738574">
-    <w:abstractNumId w:val="118"/>
+    <w:abstractNumId w:val="119"/>
   </w:num>
   <w:num w:numId="93" w16cid:durableId="207956807">
     <w:abstractNumId w:val="15"/>
@@ -30310,7 +31107,7 @@
     <w:abstractNumId w:val="21"/>
   </w:num>
   <w:num w:numId="122" w16cid:durableId="1415516817">
-    <w:abstractNumId w:val="129"/>
+    <w:abstractNumId w:val="130"/>
   </w:num>
   <w:num w:numId="123" w16cid:durableId="1258056039">
     <w:abstractNumId w:val="115"/>
@@ -30322,10 +31119,10 @@
     <w:abstractNumId w:val="74"/>
   </w:num>
   <w:num w:numId="126" w16cid:durableId="1560090391">
-    <w:abstractNumId w:val="122"/>
+    <w:abstractNumId w:val="123"/>
   </w:num>
   <w:num w:numId="127" w16cid:durableId="479274179">
-    <w:abstractNumId w:val="128"/>
+    <w:abstractNumId w:val="129"/>
   </w:num>
   <w:num w:numId="128" w16cid:durableId="1153839404">
     <w:abstractNumId w:val="40"/>
@@ -30335,6 +31132,9 @@
   </w:num>
   <w:num w:numId="130" w16cid:durableId="385954376">
     <w:abstractNumId w:val="49"/>
+  </w:num>
+  <w:num w:numId="131" w16cid:durableId="1620064147">
+    <w:abstractNumId w:val="118"/>
   </w:num>
 </w:numbering>
 </file>
@@ -31638,6 +32438,32 @@
       </w:numPr>
     </w:pPr>
   </w:style>
+  <w:style w:type="paragraph" w:styleId="Header">
+    <w:name w:val="header"/>
+    <w:basedOn w:val="Normal"/>
+    <w:link w:val="HeaderChar"/>
+    <w:uiPriority w:val="99"/>
+    <w:unhideWhenUsed/>
+    <w:rsid w:val="00934974"/>
+    <w:pPr>
+      <w:tabs>
+        <w:tab w:val="center" w:pos="4680"/>
+        <w:tab w:val="right" w:pos="9360"/>
+      </w:tabs>
+    </w:pPr>
+  </w:style>
+  <w:style w:type="character" w:customStyle="1" w:styleId="HeaderChar">
+    <w:name w:val="Header Char"/>
+    <w:basedOn w:val="DefaultParagraphFont"/>
+    <w:link w:val="Header"/>
+    <w:uiPriority w:val="99"/>
+    <w:rsid w:val="00934974"/>
+    <w:rPr>
+      <w:rFonts w:ascii="Times New Roman" w:eastAsia="Times New Roman" w:hAnsi="Times New Roman" w:cs="Times New Roman"/>
+      <w:kern w:val="0"/>
+      <w14:ligatures w14:val="none"/>
+    </w:rPr>
+  </w:style>
 </w:styles>
 </file>
 
